--- a/modules/biosafety/resources/empty_BUA.docx
+++ b/modules/biosafety/resources/empty_BUA.docx
@@ -236,32 +236,8 @@
         <w:gridCol w:w="360"/>
         <w:gridCol w:w="540"/>
         <w:gridCol w:w="720"/>
-        <w:tblGridChange w:id="0">
-          <w:tblGrid>
-            <w:gridCol w:w="1800"/>
-            <w:gridCol w:w="900"/>
-            <w:gridCol w:w="720"/>
-            <w:gridCol w:w="180"/>
-            <w:gridCol w:w="900"/>
-            <w:gridCol w:w="720"/>
-            <w:gridCol w:w="360"/>
-            <w:gridCol w:w="540"/>
-            <w:gridCol w:w="720"/>
-            <w:gridCol w:w="180"/>
-            <w:gridCol w:w="900"/>
-            <w:gridCol w:w="360"/>
-            <w:gridCol w:w="540"/>
-            <w:gridCol w:w="720"/>
-          </w:tblGrid>
-        </w:tblGridChange>
       </w:tblGrid>
       <w:tr>
-        <w:tblPrEx>
-          <w:tblCellMar>
-            <w:top w:w="0" w:type="dxa"/>
-            <w:bottom w:w="0" w:type="dxa"/>
-          </w:tblCellMar>
-        </w:tblPrEx>
         <w:tc>
           <w:tcPr>
             <w:tcW w:w="9540" w:type="dxa"/>
@@ -287,12 +263,6 @@
         </w:tc>
       </w:tr>
       <w:tr>
-        <w:tblPrEx>
-          <w:tblCellMar>
-            <w:top w:w="0" w:type="dxa"/>
-            <w:bottom w:w="0" w:type="dxa"/>
-          </w:tblCellMar>
-        </w:tblPrEx>
         <w:tc>
           <w:tcPr>
             <w:tcW w:w="9540" w:type="dxa"/>
@@ -340,12 +310,6 @@
         </w:tc>
       </w:tr>
       <w:tr>
-        <w:tblPrEx>
-          <w:tblCellMar>
-            <w:top w:w="0" w:type="dxa"/>
-            <w:bottom w:w="0" w:type="dxa"/>
-          </w:tblCellMar>
-        </w:tblPrEx>
         <w:tc>
           <w:tcPr>
             <w:tcW w:w="6120" w:type="dxa"/>
@@ -434,12 +398,6 @@
         </w:tc>
       </w:tr>
       <w:tr>
-        <w:tblPrEx>
-          <w:tblCellMar>
-            <w:top w:w="0" w:type="dxa"/>
-            <w:bottom w:w="0" w:type="dxa"/>
-          </w:tblCellMar>
-        </w:tblPrEx>
         <w:tc>
           <w:tcPr>
             <w:tcW w:w="6120" w:type="dxa"/>
@@ -517,12 +475,6 @@
         </w:tc>
       </w:tr>
       <w:tr>
-        <w:tblPrEx>
-          <w:tblCellMar>
-            <w:top w:w="0" w:type="dxa"/>
-            <w:bottom w:w="0" w:type="dxa"/>
-          </w:tblCellMar>
-        </w:tblPrEx>
         <w:tc>
           <w:tcPr>
             <w:tcW w:w="6120" w:type="dxa"/>
@@ -600,12 +552,6 @@
         </w:tc>
       </w:tr>
       <w:tr>
-        <w:tblPrEx>
-          <w:tblCellMar>
-            <w:top w:w="0" w:type="dxa"/>
-            <w:bottom w:w="0" w:type="dxa"/>
-          </w:tblCellMar>
-        </w:tblPrEx>
         <w:tc>
           <w:tcPr>
             <w:tcW w:w="6120" w:type="dxa"/>
@@ -699,12 +645,6 @@
         </w:tc>
       </w:tr>
       <w:tr>
-        <w:tblPrEx>
-          <w:tblCellMar>
-            <w:top w:w="0" w:type="dxa"/>
-            <w:bottom w:w="0" w:type="dxa"/>
-          </w:tblCellMar>
-        </w:tblPrEx>
         <w:tc>
           <w:tcPr>
             <w:tcW w:w="6120" w:type="dxa"/>
@@ -793,12 +733,6 @@
         </w:tc>
       </w:tr>
       <w:tr>
-        <w:tblPrEx>
-          <w:tblCellMar>
-            <w:top w:w="0" w:type="dxa"/>
-            <w:bottom w:w="0" w:type="dxa"/>
-          </w:tblCellMar>
-        </w:tblPrEx>
         <w:tc>
           <w:tcPr>
             <w:tcW w:w="6120" w:type="dxa"/>
@@ -876,12 +810,6 @@
         </w:tc>
       </w:tr>
       <w:tr>
-        <w:tblPrEx>
-          <w:tblCellMar>
-            <w:top w:w="0" w:type="dxa"/>
-            <w:bottom w:w="0" w:type="dxa"/>
-          </w:tblCellMar>
-        </w:tblPrEx>
         <w:tc>
           <w:tcPr>
             <w:tcW w:w="6120" w:type="dxa"/>
@@ -959,12 +887,6 @@
         </w:tc>
       </w:tr>
       <w:tr>
-        <w:tblPrEx>
-          <w:tblCellMar>
-            <w:top w:w="0" w:type="dxa"/>
-            <w:bottom w:w="0" w:type="dxa"/>
-          </w:tblCellMar>
-        </w:tblPrEx>
         <w:tc>
           <w:tcPr>
             <w:tcW w:w="6120" w:type="dxa"/>
@@ -1049,12 +971,6 @@
         </w:tc>
       </w:tr>
       <w:tr>
-        <w:tblPrEx>
-          <w:tblCellMar>
-            <w:top w:w="0" w:type="dxa"/>
-            <w:bottom w:w="0" w:type="dxa"/>
-          </w:tblCellMar>
-        </w:tblPrEx>
         <w:tc>
           <w:tcPr>
             <w:tcW w:w="6120" w:type="dxa"/>
@@ -1148,12 +1064,6 @@
         </w:tc>
       </w:tr>
       <w:tr>
-        <w:tblPrEx>
-          <w:tblCellMar>
-            <w:top w:w="0" w:type="dxa"/>
-            <w:bottom w:w="0" w:type="dxa"/>
-          </w:tblCellMar>
-        </w:tblPrEx>
         <w:tc>
           <w:tcPr>
             <w:tcW w:w="6120" w:type="dxa"/>
@@ -1231,12 +1141,6 @@
         </w:tc>
       </w:tr>
       <w:tr>
-        <w:tblPrEx>
-          <w:tblCellMar>
-            <w:top w:w="0" w:type="dxa"/>
-            <w:bottom w:w="0" w:type="dxa"/>
-          </w:tblCellMar>
-        </w:tblPrEx>
         <w:tc>
           <w:tcPr>
             <w:tcW w:w="6120" w:type="dxa"/>
@@ -1314,12 +1218,6 @@
         </w:tc>
       </w:tr>
       <w:tr>
-        <w:tblPrEx>
-          <w:tblCellMar>
-            <w:top w:w="0" w:type="dxa"/>
-            <w:bottom w:w="0" w:type="dxa"/>
-          </w:tblCellMar>
-        </w:tblPrEx>
         <w:tc>
           <w:tcPr>
             <w:tcW w:w="6120" w:type="dxa"/>
@@ -1413,12 +1311,6 @@
         </w:tc>
       </w:tr>
       <w:tr>
-        <w:tblPrEx>
-          <w:tblCellMar>
-            <w:top w:w="0" w:type="dxa"/>
-            <w:bottom w:w="0" w:type="dxa"/>
-          </w:tblCellMar>
-        </w:tblPrEx>
         <w:tc>
           <w:tcPr>
             <w:tcW w:w="9540" w:type="dxa"/>
@@ -1444,12 +1336,6 @@
         </w:tc>
       </w:tr>
       <w:tr>
-        <w:tblPrEx>
-          <w:tblCellMar>
-            <w:top w:w="0" w:type="dxa"/>
-            <w:bottom w:w="0" w:type="dxa"/>
-          </w:tblCellMar>
-        </w:tblPrEx>
         <w:tc>
           <w:tcPr>
             <w:tcW w:w="5580" w:type="dxa"/>
@@ -1499,12 +1385,6 @@
         </w:tc>
       </w:tr>
       <w:tr>
-        <w:tblPrEx>
-          <w:tblCellMar>
-            <w:top w:w="0" w:type="dxa"/>
-            <w:bottom w:w="0" w:type="dxa"/>
-          </w:tblCellMar>
-        </w:tblPrEx>
         <w:tc>
           <w:tcPr>
             <w:tcW w:w="3420" w:type="dxa"/>
@@ -1616,12 +1496,6 @@
         </w:tc>
       </w:tr>
       <w:tr>
-        <w:tblPrEx>
-          <w:tblCellMar>
-            <w:top w:w="0" w:type="dxa"/>
-            <w:bottom w:w="0" w:type="dxa"/>
-          </w:tblCellMar>
-        </w:tblPrEx>
         <w:tc>
           <w:tcPr>
             <w:tcW w:w="3420" w:type="dxa"/>
@@ -1629,11 +1503,11 @@
           </w:tcPr>
           <w:p>
             <w:r>
-              <w:t xml:space="preserve">{% tr for p in personnel </w:t>
+              <w:t xml:space="preserve">{% tr for p in personnel %} </w:t>
             </w:r>
             <w:proofErr w:type="gramStart"/>
             <w:r>
-              <w:t>%}{{ p</w:t>
+              <w:t>{{ p</w:t>
             </w:r>
             <w:proofErr w:type="gramEnd"/>
             <w:r>
@@ -1650,13 +1524,16 @@
             </w:tcBorders>
           </w:tcPr>
           <w:p>
-            <w:proofErr w:type="gramStart"/>
-            <w:r>
-              <w:t>{{ p</w:t>
-            </w:r>
-            <w:proofErr w:type="gramEnd"/>
-            <w:r>
-              <w:t>.phone }}</w:t>
+            <w:pPr>
+              <w:rPr>
+                <w:noProof/>
+              </w:rPr>
+            </w:pPr>
+            <w:r>
+              <w:rPr>
+                <w:noProof/>
+              </w:rPr>
+              <w:t>{{ p.phone }}</w:t>
             </w:r>
           </w:p>
         </w:tc>
@@ -1671,22 +1548,15 @@
           <w:p>
             <w:pPr>
               <w:jc w:val="center"/>
+              <w:rPr>
+                <w:noProof/>
+              </w:rPr>
             </w:pPr>
-            <w:proofErr w:type="gramStart"/>
-            <w:r>
-              <w:t xml:space="preserve">{{ </w:t>
-            </w:r>
-            <w:proofErr w:type="spellStart"/>
-            <w:r>
-              <w:t>p</w:t>
-            </w:r>
-            <w:proofErr w:type="gramEnd"/>
-            <w:r>
-              <w:t>.biosafety_training</w:t>
-            </w:r>
-            <w:proofErr w:type="spellEnd"/>
-            <w:r>
-              <w:t xml:space="preserve"> }}</w:t>
+            <w:r>
+              <w:rPr>
+                <w:noProof/>
+              </w:rPr>
+              <w:t>{{ p.biosafety_training }}</w:t>
             </w:r>
           </w:p>
         </w:tc>
@@ -1698,22 +1568,15 @@
           <w:p>
             <w:pPr>
               <w:jc w:val="center"/>
+              <w:rPr>
+                <w:noProof/>
+              </w:rPr>
             </w:pPr>
-            <w:proofErr w:type="gramStart"/>
-            <w:r>
-              <w:t xml:space="preserve">{{ </w:t>
-            </w:r>
-            <w:proofErr w:type="spellStart"/>
-            <w:r>
-              <w:t>p</w:t>
-            </w:r>
-            <w:proofErr w:type="gramEnd"/>
-            <w:r>
-              <w:t>.bloodborne_pathogens_training</w:t>
-            </w:r>
-            <w:proofErr w:type="spellEnd"/>
-            <w:r>
-              <w:t xml:space="preserve"> }}</w:t>
+            <w:r>
+              <w:rPr>
+                <w:noProof/>
+              </w:rPr>
+              <w:t>{{ p.bloodborne_pathogens_training }}</w:t>
             </w:r>
           </w:p>
         </w:tc>
@@ -1725,49 +1588,23 @@
           <w:p>
             <w:pPr>
               <w:jc w:val="center"/>
+              <w:rPr>
+                <w:noProof/>
+              </w:rPr>
             </w:pPr>
-            <w:proofErr w:type="gramStart"/>
-            <w:r>
-              <w:t xml:space="preserve">{{ </w:t>
-            </w:r>
-            <w:proofErr w:type="spellStart"/>
-            <w:r>
-              <w:t>p</w:t>
-            </w:r>
-            <w:proofErr w:type="gramEnd"/>
-            <w:r>
-              <w:t>.medical_waste_</w:t>
-            </w:r>
-            <w:proofErr w:type="gramStart"/>
-            <w:r>
-              <w:t>training</w:t>
-            </w:r>
-            <w:proofErr w:type="spellEnd"/>
-            <w:r>
-              <w:t xml:space="preserve"> }}{</w:t>
-            </w:r>
-            <w:proofErr w:type="gramEnd"/>
-            <w:r>
-              <w:t xml:space="preserve">% tr </w:t>
-            </w:r>
-            <w:proofErr w:type="spellStart"/>
-            <w:r>
-              <w:t>endfor</w:t>
-            </w:r>
-            <w:proofErr w:type="spellEnd"/>
-            <w:r>
-              <w:t xml:space="preserve"> %}</w:t>
+            <w:r>
+              <w:rPr>
+                <w:noProof/>
+              </w:rPr>
+              <w:t>{{ p.medical_waste_training }}{% tr endfor %}</w:t>
             </w:r>
           </w:p>
         </w:tc>
       </w:tr>
       <w:tr>
-        <w:tblPrEx>
-          <w:tblCellMar>
-            <w:top w:w="0" w:type="dxa"/>
-            <w:bottom w:w="0" w:type="dxa"/>
-          </w:tblCellMar>
-        </w:tblPrEx>
+        <w:trPr>
+          <w:trHeight w:val="242"/>
+        </w:trPr>
         <w:tc>
           <w:tcPr>
             <w:tcW w:w="3420" w:type="dxa"/>
@@ -1823,76 +1660,6 @@
         </w:tc>
       </w:tr>
       <w:tr>
-        <w:tblPrEx>
-          <w:tblCellMar>
-            <w:top w:w="0" w:type="dxa"/>
-            <w:bottom w:w="0" w:type="dxa"/>
-          </w:tblCellMar>
-        </w:tblPrEx>
-        <w:trPr>
-          <w:trHeight w:val="242"/>
-        </w:trPr>
-        <w:tc>
-          <w:tcPr>
-            <w:tcW w:w="3420" w:type="dxa"/>
-            <w:gridSpan w:val="3"/>
-          </w:tcPr>
-          <w:p/>
-        </w:tc>
-        <w:tc>
-          <w:tcPr>
-            <w:tcW w:w="2160" w:type="dxa"/>
-            <w:gridSpan w:val="4"/>
-            <w:tcBorders>
-              <w:right w:val="single" w:sz="18" w:space="0" w:color="auto"/>
-            </w:tcBorders>
-          </w:tcPr>
-          <w:p/>
-        </w:tc>
-        <w:tc>
-          <w:tcPr>
-            <w:tcW w:w="1260" w:type="dxa"/>
-            <w:gridSpan w:val="2"/>
-            <w:tcBorders>
-              <w:left w:val="single" w:sz="18" w:space="0" w:color="auto"/>
-            </w:tcBorders>
-          </w:tcPr>
-          <w:p>
-            <w:pPr>
-              <w:jc w:val="center"/>
-            </w:pPr>
-          </w:p>
-        </w:tc>
-        <w:tc>
-          <w:tcPr>
-            <w:tcW w:w="1440" w:type="dxa"/>
-            <w:gridSpan w:val="3"/>
-          </w:tcPr>
-          <w:p>
-            <w:pPr>
-              <w:jc w:val="center"/>
-            </w:pPr>
-          </w:p>
-        </w:tc>
-        <w:tc>
-          <w:tcPr>
-            <w:tcW w:w="1260" w:type="dxa"/>
-            <w:gridSpan w:val="2"/>
-          </w:tcPr>
-          <w:p>
-            <w:pPr>
-              <w:jc w:val="center"/>
-            </w:pPr>
-          </w:p>
-        </w:tc>
-      </w:tr>
-      <w:tr>
-        <w:tblPrEx>
-          <w:tblCellMar>
-            <w:top w:w="0" w:type="dxa"/>
-            <w:bottom w:w="0" w:type="dxa"/>
-          </w:tblCellMar>
-        </w:tblPrEx>
         <w:trPr>
           <w:trHeight w:val="70"/>
         </w:trPr>
@@ -1962,12 +1729,6 @@
         </w:tc>
       </w:tr>
       <w:tr>
-        <w:tblPrEx>
-          <w:tblCellMar>
-            <w:top w:w="0" w:type="dxa"/>
-            <w:bottom w:w="0" w:type="dxa"/>
-          </w:tblCellMar>
-        </w:tblPrEx>
         <w:trPr>
           <w:cantSplit/>
         </w:trPr>
@@ -1990,19 +1751,12 @@
               <w:rPr>
                 <w:b/>
               </w:rPr>
-              <w:lastRenderedPageBreak/>
               <w:t>Section 3.</w:t>
             </w:r>
           </w:p>
         </w:tc>
       </w:tr>
       <w:tr>
-        <w:tblPrEx>
-          <w:tblCellMar>
-            <w:top w:w="0" w:type="dxa"/>
-            <w:bottom w:w="0" w:type="dxa"/>
-          </w:tblCellMar>
-        </w:tblPrEx>
         <w:trPr>
           <w:cantSplit/>
         </w:trPr>
@@ -2026,6 +1780,7 @@
               <w:rPr>
                 <w:b/>
               </w:rPr>
+              <w:lastRenderedPageBreak/>
               <w:t>Authorized Lab Locations</w:t>
             </w:r>
             <w:r>
@@ -2038,12 +1793,6 @@
         </w:tc>
       </w:tr>
       <w:tr>
-        <w:tblPrEx>
-          <w:tblCellMar>
-            <w:top w:w="0" w:type="dxa"/>
-            <w:bottom w:w="0" w:type="dxa"/>
-          </w:tblCellMar>
-        </w:tblPrEx>
         <w:tc>
           <w:tcPr>
             <w:tcW w:w="1800" w:type="dxa"/>
@@ -2250,7 +1999,7 @@
             <w:r>
               <w:t xml:space="preserve"> </w:t>
             </w:r>
-            <w:bookmarkStart w:id="1" w:name="Text49"/>
+            <w:bookmarkStart w:id="0" w:name="Text49"/>
           </w:p>
         </w:tc>
         <w:tc>
@@ -2266,8 +2015,8 @@
                 <w:szCs w:val="16"/>
               </w:rPr>
             </w:pPr>
-            <w:bookmarkStart w:id="2" w:name="Text56"/>
-            <w:bookmarkEnd w:id="1"/>
+            <w:bookmarkStart w:id="1" w:name="Text56"/>
+            <w:bookmarkEnd w:id="0"/>
             <w:r>
               <w:rPr>
                 <w:sz w:val="16"/>
@@ -2277,7 +2026,7 @@
             </w:r>
           </w:p>
         </w:tc>
-        <w:bookmarkEnd w:id="2"/>
+        <w:bookmarkEnd w:id="1"/>
         <w:tc>
           <w:tcPr>
             <w:tcW w:w="900" w:type="dxa"/>
@@ -2292,10 +2041,10 @@
               </w:rPr>
               <w:t>Biosafety Cabinet</w:t>
             </w:r>
-            <w:bookmarkStart w:id="3" w:name="Text57"/>
-          </w:p>
-        </w:tc>
-        <w:bookmarkEnd w:id="3"/>
+            <w:bookmarkStart w:id="2" w:name="Text57"/>
+          </w:p>
+        </w:tc>
+        <w:bookmarkEnd w:id="2"/>
         <w:tc>
           <w:tcPr>
             <w:tcW w:w="900" w:type="dxa"/>
@@ -2309,10 +2058,10 @@
               </w:rPr>
               <w:t>Autoclave</w:t>
             </w:r>
-            <w:bookmarkStart w:id="4" w:name="Text58"/>
-          </w:p>
-        </w:tc>
-        <w:bookmarkEnd w:id="4"/>
+            <w:bookmarkStart w:id="3" w:name="Text58"/>
+          </w:p>
+        </w:tc>
+        <w:bookmarkEnd w:id="3"/>
         <w:tc>
           <w:tcPr>
             <w:tcW w:w="900" w:type="dxa"/>
@@ -2342,10 +2091,10 @@
             </w:r>
           </w:p>
           <w:p>
-            <w:bookmarkStart w:id="5" w:name="Text59"/>
-          </w:p>
-        </w:tc>
-        <w:bookmarkEnd w:id="5"/>
+            <w:bookmarkStart w:id="4" w:name="Text59"/>
+          </w:p>
+        </w:tc>
+        <w:bookmarkEnd w:id="4"/>
         <w:tc>
           <w:tcPr>
             <w:tcW w:w="720" w:type="dxa"/>
@@ -2392,35 +2141,21 @@
         </w:tc>
       </w:tr>
       <w:tr>
-        <w:tblPrEx>
-          <w:tblCellMar>
-            <w:top w:w="0" w:type="dxa"/>
-            <w:bottom w:w="0" w:type="dxa"/>
-          </w:tblCellMar>
-        </w:tblPrEx>
         <w:tc>
           <w:tcPr>
             <w:tcW w:w="1800" w:type="dxa"/>
           </w:tcPr>
           <w:p>
-            <w:r>
-              <w:t xml:space="preserve">{% tr for r in </w:t>
-            </w:r>
-            <w:proofErr w:type="spellStart"/>
-            <w:r>
-              <w:t>room_usage</w:t>
-            </w:r>
-            <w:proofErr w:type="spellEnd"/>
-            <w:r>
-              <w:t xml:space="preserve"> </w:t>
-            </w:r>
-            <w:proofErr w:type="gramStart"/>
-            <w:r>
-              <w:t>%}{{ r</w:t>
-            </w:r>
-            <w:proofErr w:type="gramEnd"/>
-            <w:r>
-              <w:t>.building }}</w:t>
+            <w:pPr>
+              <w:rPr>
+                <w:noProof/>
+              </w:rPr>
+            </w:pPr>
+            <w:r>
+              <w:rPr>
+                <w:noProof/>
+              </w:rPr>
+              <w:t>{% tr for r in room_usage %} {{ r.building }}</w:t>
             </w:r>
           </w:p>
         </w:tc>
@@ -2429,13 +2164,16 @@
             <w:tcW w:w="900" w:type="dxa"/>
           </w:tcPr>
           <w:p>
-            <w:proofErr w:type="gramStart"/>
-            <w:r>
-              <w:t>{{ r</w:t>
-            </w:r>
-            <w:proofErr w:type="gramEnd"/>
-            <w:r>
-              <w:t>.room_number }}</w:t>
+            <w:pPr>
+              <w:rPr>
+                <w:noProof/>
+              </w:rPr>
+            </w:pPr>
+            <w:r>
+              <w:rPr>
+                <w:noProof/>
+              </w:rPr>
+              <w:t>{{ r.room_number }}</w:t>
             </w:r>
           </w:p>
         </w:tc>
@@ -2445,13 +2183,16 @@
             <w:gridSpan w:val="2"/>
           </w:tcPr>
           <w:p>
-            <w:proofErr w:type="gramStart"/>
-            <w:r>
-              <w:t>{{ r</w:t>
-            </w:r>
-            <w:proofErr w:type="gramEnd"/>
-            <w:r>
-              <w:t>.shared_room }}</w:t>
+            <w:pPr>
+              <w:rPr>
+                <w:noProof/>
+              </w:rPr>
+            </w:pPr>
+            <w:r>
+              <w:rPr>
+                <w:noProof/>
+              </w:rPr>
+              <w:t>{{ r.shared_room }}</w:t>
             </w:r>
           </w:p>
         </w:tc>
@@ -2460,23 +2201,161 @@
             <w:tcW w:w="900" w:type="dxa"/>
           </w:tcPr>
           <w:p>
-            <w:proofErr w:type="gramStart"/>
-            <w:r>
-              <w:t>{{ r</w:t>
-            </w:r>
-            <w:proofErr w:type="gramEnd"/>
-            <w:r>
-              <w:t>.biosafety_</w:t>
-            </w:r>
-            <w:proofErr w:type="gramStart"/>
-            <w:r>
-              <w:t>level }</w:t>
-            </w:r>
-            <w:proofErr w:type="gramEnd"/>
-            <w:r>
-              <w:t>}</w:t>
-            </w:r>
-          </w:p>
+            <w:pPr>
+              <w:rPr>
+                <w:noProof/>
+              </w:rPr>
+            </w:pPr>
+            <w:r>
+              <w:rPr>
+                <w:noProof/>
+              </w:rPr>
+              <w:t>{{ r.biosafety_level }}</w:t>
+            </w:r>
+          </w:p>
+        </w:tc>
+        <w:tc>
+          <w:tcPr>
+            <w:tcW w:w="720" w:type="dxa"/>
+          </w:tcPr>
+          <w:p>
+            <w:pPr>
+              <w:jc w:val="center"/>
+              <w:rPr>
+                <w:noProof/>
+              </w:rPr>
+            </w:pPr>
+            <w:r>
+              <w:rPr>
+                <w:noProof/>
+              </w:rPr>
+              <w:t>{{ r.storage }}</w:t>
+            </w:r>
+          </w:p>
+        </w:tc>
+        <w:tc>
+          <w:tcPr>
+            <w:tcW w:w="900" w:type="dxa"/>
+            <w:gridSpan w:val="2"/>
+          </w:tcPr>
+          <w:p>
+            <w:pPr>
+              <w:jc w:val="center"/>
+              <w:rPr>
+                <w:noProof/>
+              </w:rPr>
+            </w:pPr>
+            <w:r>
+              <w:rPr>
+                <w:noProof/>
+              </w:rPr>
+              <w:t>{{ r.research }}</w:t>
+            </w:r>
+          </w:p>
+        </w:tc>
+        <w:tc>
+          <w:tcPr>
+            <w:tcW w:w="900" w:type="dxa"/>
+            <w:gridSpan w:val="2"/>
+          </w:tcPr>
+          <w:p>
+            <w:pPr>
+              <w:jc w:val="center"/>
+              <w:rPr>
+                <w:noProof/>
+              </w:rPr>
+            </w:pPr>
+            <w:r>
+              <w:rPr>
+                <w:noProof/>
+              </w:rPr>
+              <w:t>{{ r.biosafety_cabinet }}</w:t>
+            </w:r>
+          </w:p>
+        </w:tc>
+        <w:tc>
+          <w:tcPr>
+            <w:tcW w:w="900" w:type="dxa"/>
+          </w:tcPr>
+          <w:p>
+            <w:pPr>
+              <w:jc w:val="center"/>
+              <w:rPr>
+                <w:noProof/>
+              </w:rPr>
+            </w:pPr>
+            <w:r>
+              <w:rPr>
+                <w:noProof/>
+              </w:rPr>
+              <w:t>{{ r.autoclave }}</w:t>
+            </w:r>
+          </w:p>
+        </w:tc>
+        <w:tc>
+          <w:tcPr>
+            <w:tcW w:w="900" w:type="dxa"/>
+            <w:gridSpan w:val="2"/>
+          </w:tcPr>
+          <w:p>
+            <w:pPr>
+              <w:jc w:val="center"/>
+              <w:rPr>
+                <w:noProof/>
+              </w:rPr>
+            </w:pPr>
+            <w:r>
+              <w:rPr>
+                <w:noProof/>
+              </w:rPr>
+              <w:t>{{ r.medical_waste }}</w:t>
+            </w:r>
+          </w:p>
+        </w:tc>
+        <w:tc>
+          <w:tcPr>
+            <w:tcW w:w="720" w:type="dxa"/>
+          </w:tcPr>
+          <w:p>
+            <w:pPr>
+              <w:jc w:val="center"/>
+              <w:rPr>
+                <w:noProof/>
+              </w:rPr>
+            </w:pPr>
+            <w:r>
+              <w:rPr>
+                <w:noProof/>
+              </w:rPr>
+              <w:t>{{ r.animal }} {% tr endfor %}</w:t>
+            </w:r>
+          </w:p>
+        </w:tc>
+      </w:tr>
+      <w:tr>
+        <w:tc>
+          <w:tcPr>
+            <w:tcW w:w="1800" w:type="dxa"/>
+          </w:tcPr>
+          <w:p/>
+        </w:tc>
+        <w:tc>
+          <w:tcPr>
+            <w:tcW w:w="900" w:type="dxa"/>
+          </w:tcPr>
+          <w:p/>
+        </w:tc>
+        <w:tc>
+          <w:tcPr>
+            <w:tcW w:w="900" w:type="dxa"/>
+            <w:gridSpan w:val="2"/>
+          </w:tcPr>
+          <w:p/>
+        </w:tc>
+        <w:tc>
+          <w:tcPr>
+            <w:tcW w:w="900" w:type="dxa"/>
+          </w:tcPr>
           <w:p/>
         </w:tc>
         <w:tc>
@@ -2487,14 +2366,6 @@
             <w:pPr>
               <w:jc w:val="center"/>
             </w:pPr>
-            <w:proofErr w:type="gramStart"/>
-            <w:r>
-              <w:t>{{ r</w:t>
-            </w:r>
-            <w:proofErr w:type="gramEnd"/>
-            <w:r>
-              <w:t>.storage }}</w:t>
-            </w:r>
           </w:p>
         </w:tc>
         <w:tc>
@@ -2506,24 +2377,7 @@
             <w:pPr>
               <w:jc w:val="center"/>
             </w:pPr>
-            <w:proofErr w:type="gramStart"/>
-            <w:r>
-              <w:t>{{ r</w:t>
-            </w:r>
-            <w:proofErr w:type="gramEnd"/>
-            <w:r>
-              <w:t>.</w:t>
-            </w:r>
-            <w:proofErr w:type="gramStart"/>
-            <w:r>
-              <w:t>research }</w:t>
-            </w:r>
-            <w:proofErr w:type="gramEnd"/>
-            <w:r>
-              <w:t>}</w:t>
-            </w:r>
-          </w:p>
-          <w:p/>
+          </w:p>
         </w:tc>
         <w:tc>
           <w:tcPr>
@@ -2534,24 +2388,7 @@
             <w:pPr>
               <w:jc w:val="center"/>
             </w:pPr>
-            <w:proofErr w:type="gramStart"/>
-            <w:r>
-              <w:t>{{ r</w:t>
-            </w:r>
-            <w:proofErr w:type="gramEnd"/>
-            <w:r>
-              <w:t>.biosafety_</w:t>
-            </w:r>
-            <w:proofErr w:type="gramStart"/>
-            <w:r>
-              <w:t>cabinet }</w:t>
-            </w:r>
-            <w:proofErr w:type="gramEnd"/>
-            <w:r>
-              <w:t>}</w:t>
-            </w:r>
-          </w:p>
-          <w:p/>
+          </w:p>
         </w:tc>
         <w:tc>
           <w:tcPr>
@@ -2561,14 +2398,6 @@
             <w:pPr>
               <w:jc w:val="center"/>
             </w:pPr>
-            <w:proofErr w:type="gramStart"/>
-            <w:r>
-              <w:t>{{ r</w:t>
-            </w:r>
-            <w:proofErr w:type="gramEnd"/>
-            <w:r>
-              <w:t>.autoclave }}</w:t>
-            </w:r>
           </w:p>
         </w:tc>
         <w:tc>
@@ -2580,14 +2409,6 @@
             <w:pPr>
               <w:jc w:val="center"/>
             </w:pPr>
-            <w:proofErr w:type="gramStart"/>
-            <w:r>
-              <w:t>{{ r</w:t>
-            </w:r>
-            <w:proofErr w:type="gramEnd"/>
-            <w:r>
-              <w:t>.medical_waste }}</w:t>
-            </w:r>
           </w:p>
         </w:tc>
         <w:tc>
@@ -2598,40 +2419,10 @@
             <w:pPr>
               <w:jc w:val="center"/>
             </w:pPr>
-            <w:proofErr w:type="gramStart"/>
-            <w:r>
-              <w:t xml:space="preserve">{{ </w:t>
-            </w:r>
-            <w:proofErr w:type="spellStart"/>
-            <w:r>
-              <w:t>r</w:t>
-            </w:r>
-            <w:proofErr w:type="gramEnd"/>
-            <w:r>
-              <w:t>.</w:t>
-            </w:r>
-            <w:proofErr w:type="gramStart"/>
-            <w:r>
-              <w:t>animal</w:t>
-            </w:r>
-            <w:proofErr w:type="spellEnd"/>
-            <w:r>
-              <w:t xml:space="preserve"> }}{</w:t>
-            </w:r>
-            <w:proofErr w:type="gramEnd"/>
-            <w:r>
-              <w:t>% tr endfor %}</w:t>
-            </w:r>
           </w:p>
         </w:tc>
       </w:tr>
       <w:tr>
-        <w:tblPrEx>
-          <w:tblCellMar>
-            <w:top w:w="0" w:type="dxa"/>
-            <w:bottom w:w="0" w:type="dxa"/>
-          </w:tblCellMar>
-        </w:tblPrEx>
         <w:tc>
           <w:tcPr>
             <w:tcW w:w="1800" w:type="dxa"/>
@@ -2722,12 +2513,6 @@
         </w:tc>
       </w:tr>
       <w:tr>
-        <w:tblPrEx>
-          <w:tblCellMar>
-            <w:top w:w="0" w:type="dxa"/>
-            <w:bottom w:w="0" w:type="dxa"/>
-          </w:tblCellMar>
-        </w:tblPrEx>
         <w:tc>
           <w:tcPr>
             <w:tcW w:w="1800" w:type="dxa"/>
@@ -2818,204 +2603,6 @@
         </w:tc>
       </w:tr>
       <w:tr>
-        <w:tblPrEx>
-          <w:tblCellMar>
-            <w:top w:w="0" w:type="dxa"/>
-            <w:bottom w:w="0" w:type="dxa"/>
-          </w:tblCellMar>
-        </w:tblPrEx>
-        <w:tc>
-          <w:tcPr>
-            <w:tcW w:w="1800" w:type="dxa"/>
-          </w:tcPr>
-          <w:p/>
-        </w:tc>
-        <w:tc>
-          <w:tcPr>
-            <w:tcW w:w="900" w:type="dxa"/>
-          </w:tcPr>
-          <w:p/>
-        </w:tc>
-        <w:tc>
-          <w:tcPr>
-            <w:tcW w:w="900" w:type="dxa"/>
-            <w:gridSpan w:val="2"/>
-          </w:tcPr>
-          <w:p/>
-        </w:tc>
-        <w:tc>
-          <w:tcPr>
-            <w:tcW w:w="900" w:type="dxa"/>
-          </w:tcPr>
-          <w:p/>
-        </w:tc>
-        <w:tc>
-          <w:tcPr>
-            <w:tcW w:w="720" w:type="dxa"/>
-          </w:tcPr>
-          <w:p>
-            <w:pPr>
-              <w:jc w:val="center"/>
-            </w:pPr>
-          </w:p>
-        </w:tc>
-        <w:tc>
-          <w:tcPr>
-            <w:tcW w:w="900" w:type="dxa"/>
-            <w:gridSpan w:val="2"/>
-          </w:tcPr>
-          <w:p>
-            <w:pPr>
-              <w:jc w:val="center"/>
-            </w:pPr>
-          </w:p>
-        </w:tc>
-        <w:tc>
-          <w:tcPr>
-            <w:tcW w:w="900" w:type="dxa"/>
-            <w:gridSpan w:val="2"/>
-          </w:tcPr>
-          <w:p>
-            <w:pPr>
-              <w:jc w:val="center"/>
-            </w:pPr>
-          </w:p>
-        </w:tc>
-        <w:tc>
-          <w:tcPr>
-            <w:tcW w:w="900" w:type="dxa"/>
-          </w:tcPr>
-          <w:p>
-            <w:pPr>
-              <w:jc w:val="center"/>
-            </w:pPr>
-          </w:p>
-        </w:tc>
-        <w:tc>
-          <w:tcPr>
-            <w:tcW w:w="900" w:type="dxa"/>
-            <w:gridSpan w:val="2"/>
-          </w:tcPr>
-          <w:p>
-            <w:pPr>
-              <w:jc w:val="center"/>
-            </w:pPr>
-          </w:p>
-        </w:tc>
-        <w:tc>
-          <w:tcPr>
-            <w:tcW w:w="720" w:type="dxa"/>
-          </w:tcPr>
-          <w:p>
-            <w:pPr>
-              <w:jc w:val="center"/>
-            </w:pPr>
-          </w:p>
-        </w:tc>
-      </w:tr>
-      <w:tr>
-        <w:tblPrEx>
-          <w:tblCellMar>
-            <w:top w:w="0" w:type="dxa"/>
-            <w:bottom w:w="0" w:type="dxa"/>
-          </w:tblCellMar>
-        </w:tblPrEx>
-        <w:tc>
-          <w:tcPr>
-            <w:tcW w:w="1800" w:type="dxa"/>
-          </w:tcPr>
-          <w:p/>
-        </w:tc>
-        <w:tc>
-          <w:tcPr>
-            <w:tcW w:w="900" w:type="dxa"/>
-          </w:tcPr>
-          <w:p/>
-        </w:tc>
-        <w:tc>
-          <w:tcPr>
-            <w:tcW w:w="900" w:type="dxa"/>
-            <w:gridSpan w:val="2"/>
-          </w:tcPr>
-          <w:p/>
-        </w:tc>
-        <w:tc>
-          <w:tcPr>
-            <w:tcW w:w="900" w:type="dxa"/>
-          </w:tcPr>
-          <w:p/>
-        </w:tc>
-        <w:tc>
-          <w:tcPr>
-            <w:tcW w:w="720" w:type="dxa"/>
-          </w:tcPr>
-          <w:p>
-            <w:pPr>
-              <w:jc w:val="center"/>
-            </w:pPr>
-          </w:p>
-        </w:tc>
-        <w:tc>
-          <w:tcPr>
-            <w:tcW w:w="900" w:type="dxa"/>
-            <w:gridSpan w:val="2"/>
-          </w:tcPr>
-          <w:p>
-            <w:pPr>
-              <w:jc w:val="center"/>
-            </w:pPr>
-          </w:p>
-        </w:tc>
-        <w:tc>
-          <w:tcPr>
-            <w:tcW w:w="900" w:type="dxa"/>
-            <w:gridSpan w:val="2"/>
-          </w:tcPr>
-          <w:p>
-            <w:pPr>
-              <w:jc w:val="center"/>
-            </w:pPr>
-          </w:p>
-        </w:tc>
-        <w:tc>
-          <w:tcPr>
-            <w:tcW w:w="900" w:type="dxa"/>
-          </w:tcPr>
-          <w:p>
-            <w:pPr>
-              <w:jc w:val="center"/>
-            </w:pPr>
-          </w:p>
-        </w:tc>
-        <w:tc>
-          <w:tcPr>
-            <w:tcW w:w="900" w:type="dxa"/>
-            <w:gridSpan w:val="2"/>
-          </w:tcPr>
-          <w:p>
-            <w:pPr>
-              <w:jc w:val="center"/>
-            </w:pPr>
-          </w:p>
-        </w:tc>
-        <w:tc>
-          <w:tcPr>
-            <w:tcW w:w="720" w:type="dxa"/>
-          </w:tcPr>
-          <w:p>
-            <w:pPr>
-              <w:jc w:val="center"/>
-            </w:pPr>
-          </w:p>
-        </w:tc>
-      </w:tr>
-      <w:tr>
-        <w:tblPrEx>
-          <w:tblCellMar>
-            <w:top w:w="0" w:type="dxa"/>
-            <w:bottom w:w="0" w:type="dxa"/>
-          </w:tblCellMar>
-        </w:tblPrEx>
         <w:tc>
           <w:tcPr>
             <w:tcW w:w="1800" w:type="dxa"/>
@@ -3136,12 +2723,6 @@
         </w:tc>
       </w:tr>
       <w:tr>
-        <w:tblPrEx>
-          <w:tblCellMar>
-            <w:top w:w="0" w:type="dxa"/>
-            <w:bottom w:w="0" w:type="dxa"/>
-          </w:tblCellMar>
-        </w:tblPrEx>
         <w:tc>
           <w:tcPr>
             <w:tcW w:w="7020" w:type="dxa"/>
@@ -3306,7 +2887,7 @@
           <w:szCs w:val="28"/>
         </w:rPr>
       </w:pPr>
-      <w:bookmarkStart w:id="6" w:name="_Toc117310020"/>
+      <w:bookmarkStart w:id="5" w:name="_Toc117310020"/>
     </w:p>
     <w:p>
       <w:pPr>
@@ -3320,7 +2901,7 @@
       <w:r>
         <w:br w:type="page"/>
       </w:r>
-      <w:bookmarkEnd w:id="6"/>
+      <w:bookmarkEnd w:id="5"/>
       <w:r>
         <w:rPr>
           <w:sz w:val="28"/>
@@ -3424,12 +3005,6 @@
         <w:gridCol w:w="648"/>
       </w:tblGrid>
       <w:tr>
-        <w:tblPrEx>
-          <w:tblCellMar>
-            <w:top w:w="0" w:type="dxa"/>
-            <w:bottom w:w="0" w:type="dxa"/>
-          </w:tblCellMar>
-        </w:tblPrEx>
         <w:tc>
           <w:tcPr>
             <w:tcW w:w="9576" w:type="dxa"/>
@@ -3458,12 +3033,6 @@
         </w:tc>
       </w:tr>
       <w:tr>
-        <w:tblPrEx>
-          <w:tblCellMar>
-            <w:top w:w="0" w:type="dxa"/>
-            <w:bottom w:w="0" w:type="dxa"/>
-          </w:tblCellMar>
-        </w:tblPrEx>
         <w:tc>
           <w:tcPr>
             <w:tcW w:w="9576" w:type="dxa"/>
@@ -3525,12 +3094,6 @@
         </w:tc>
       </w:tr>
       <w:tr>
-        <w:tblPrEx>
-          <w:tblCellMar>
-            <w:top w:w="0" w:type="dxa"/>
-            <w:bottom w:w="0" w:type="dxa"/>
-          </w:tblCellMar>
-        </w:tblPrEx>
         <w:tc>
           <w:tcPr>
             <w:tcW w:w="9576" w:type="dxa"/>
@@ -3589,12 +3152,6 @@
         </w:tc>
       </w:tr>
       <w:tr>
-        <w:tblPrEx>
-          <w:tblCellMar>
-            <w:top w:w="0" w:type="dxa"/>
-            <w:bottom w:w="0" w:type="dxa"/>
-          </w:tblCellMar>
-        </w:tblPrEx>
         <w:trPr>
           <w:trHeight w:val="135"/>
         </w:trPr>
@@ -3670,12 +3227,6 @@
         </w:tc>
       </w:tr>
       <w:tr>
-        <w:tblPrEx>
-          <w:tblCellMar>
-            <w:top w:w="0" w:type="dxa"/>
-            <w:bottom w:w="0" w:type="dxa"/>
-          </w:tblCellMar>
-        </w:tblPrEx>
         <w:trPr>
           <w:trHeight w:val="135"/>
         </w:trPr>
@@ -3767,12 +3318,6 @@
         </w:tc>
       </w:tr>
       <w:tr>
-        <w:tblPrEx>
-          <w:tblCellMar>
-            <w:top w:w="0" w:type="dxa"/>
-            <w:bottom w:w="0" w:type="dxa"/>
-          </w:tblCellMar>
-        </w:tblPrEx>
         <w:trPr>
           <w:trHeight w:val="135"/>
         </w:trPr>
@@ -3934,12 +3479,6 @@
         </w:tc>
       </w:tr>
       <w:tr>
-        <w:tblPrEx>
-          <w:tblCellMar>
-            <w:top w:w="0" w:type="dxa"/>
-            <w:bottom w:w="0" w:type="dxa"/>
-          </w:tblCellMar>
-        </w:tblPrEx>
         <w:trPr>
           <w:trHeight w:val="135"/>
         </w:trPr>
@@ -4092,12 +3631,6 @@
         </w:tc>
       </w:tr>
       <w:tr>
-        <w:tblPrEx>
-          <w:tblCellMar>
-            <w:top w:w="0" w:type="dxa"/>
-            <w:bottom w:w="0" w:type="dxa"/>
-          </w:tblCellMar>
-        </w:tblPrEx>
         <w:trPr>
           <w:trHeight w:val="135"/>
         </w:trPr>
@@ -4259,12 +3792,6 @@
         </w:tc>
       </w:tr>
       <w:tr>
-        <w:tblPrEx>
-          <w:tblCellMar>
-            <w:top w:w="0" w:type="dxa"/>
-            <w:bottom w:w="0" w:type="dxa"/>
-          </w:tblCellMar>
-        </w:tblPrEx>
         <w:trPr>
           <w:trHeight w:val="135"/>
         </w:trPr>
@@ -4280,6 +3807,7 @@
               <w:ind w:left="360"/>
             </w:pPr>
             <w:r>
+              <w:lastRenderedPageBreak/>
               <w:t xml:space="preserve">D. Other:  </w:t>
             </w:r>
           </w:p>
@@ -4361,10 +3889,7 @@
           </w:tcPr>
           <w:p>
             <w:r>
-              <w:t xml:space="preserve">   </w:t>
-            </w:r>
-            <w:r>
-              <w:t xml:space="preserve">   </w:t>
+              <w:t xml:space="preserve">      </w:t>
             </w:r>
             <w:r>
               <w:t xml:space="preserve">{% if </w:t>
@@ -4417,12 +3942,6 @@
         </w:tc>
       </w:tr>
       <w:tr>
-        <w:tblPrEx>
-          <w:tblCellMar>
-            <w:top w:w="0" w:type="dxa"/>
-            <w:bottom w:w="0" w:type="dxa"/>
-          </w:tblCellMar>
-        </w:tblPrEx>
         <w:trPr>
           <w:trHeight w:val="135"/>
         </w:trPr>
@@ -4511,12 +4030,6 @@
         </w:tc>
       </w:tr>
       <w:tr>
-        <w:tblPrEx>
-          <w:tblCellMar>
-            <w:top w:w="0" w:type="dxa"/>
-            <w:bottom w:w="0" w:type="dxa"/>
-          </w:tblCellMar>
-        </w:tblPrEx>
         <w:trPr>
           <w:trHeight w:val="135"/>
         </w:trPr>
@@ -4570,12 +4083,6 @@
         </w:tc>
       </w:tr>
       <w:tr>
-        <w:tblPrEx>
-          <w:tblCellMar>
-            <w:top w:w="0" w:type="dxa"/>
-            <w:bottom w:w="0" w:type="dxa"/>
-          </w:tblCellMar>
-        </w:tblPrEx>
         <w:trPr>
           <w:trHeight w:val="135"/>
         </w:trPr>
@@ -4609,10 +4116,7 @@
           </w:tcPr>
           <w:p>
             <w:r>
-              <w:t xml:space="preserve">  </w:t>
-            </w:r>
-            <w:r>
-              <w:t xml:space="preserve">   </w:t>
+              <w:t xml:space="preserve">     </w:t>
             </w:r>
             <w:r>
               <w:t xml:space="preserve">{% if </w:t>
@@ -4728,10 +4232,6 @@
             <w:insideH w:val="single" w:sz="8" w:space="0" w:color="auto"/>
             <w:insideV w:val="single" w:sz="8" w:space="0" w:color="auto"/>
           </w:tblBorders>
-          <w:tblCellMar>
-            <w:top w:w="0" w:type="dxa"/>
-            <w:bottom w:w="0" w:type="dxa"/>
-          </w:tblCellMar>
         </w:tblPrEx>
         <w:tc>
           <w:tcPr>
@@ -4767,10 +4267,6 @@
             <w:insideH w:val="single" w:sz="8" w:space="0" w:color="auto"/>
             <w:insideV w:val="single" w:sz="8" w:space="0" w:color="auto"/>
           </w:tblBorders>
-          <w:tblCellMar>
-            <w:top w:w="0" w:type="dxa"/>
-            <w:bottom w:w="0" w:type="dxa"/>
-          </w:tblCellMar>
         </w:tblPrEx>
         <w:tc>
           <w:tcPr>
@@ -4803,10 +4299,6 @@
             <w:insideH w:val="single" w:sz="8" w:space="0" w:color="auto"/>
             <w:insideV w:val="single" w:sz="8" w:space="0" w:color="auto"/>
           </w:tblBorders>
-          <w:tblCellMar>
-            <w:top w:w="0" w:type="dxa"/>
-            <w:bottom w:w="0" w:type="dxa"/>
-          </w:tblCellMar>
         </w:tblPrEx>
         <w:tc>
           <w:tcPr>
@@ -4849,10 +4341,6 @@
             <w:insideH w:val="single" w:sz="8" w:space="0" w:color="auto"/>
             <w:insideV w:val="single" w:sz="8" w:space="0" w:color="auto"/>
           </w:tblBorders>
-          <w:tblCellMar>
-            <w:top w:w="0" w:type="dxa"/>
-            <w:bottom w:w="0" w:type="dxa"/>
-          </w:tblCellMar>
         </w:tblPrEx>
         <w:tc>
           <w:tcPr>
@@ -4895,10 +4383,6 @@
             <w:insideH w:val="single" w:sz="8" w:space="0" w:color="auto"/>
             <w:insideV w:val="single" w:sz="8" w:space="0" w:color="auto"/>
           </w:tblBorders>
-          <w:tblCellMar>
-            <w:top w:w="0" w:type="dxa"/>
-            <w:bottom w:w="0" w:type="dxa"/>
-          </w:tblCellMar>
         </w:tblPrEx>
         <w:tc>
           <w:tcPr>
@@ -4941,10 +4425,6 @@
             <w:insideH w:val="single" w:sz="8" w:space="0" w:color="auto"/>
             <w:insideV w:val="single" w:sz="8" w:space="0" w:color="auto"/>
           </w:tblBorders>
-          <w:tblCellMar>
-            <w:top w:w="0" w:type="dxa"/>
-            <w:bottom w:w="0" w:type="dxa"/>
-          </w:tblCellMar>
         </w:tblPrEx>
         <w:tc>
           <w:tcPr>
@@ -4995,10 +4475,6 @@
             <w:insideH w:val="single" w:sz="8" w:space="0" w:color="auto"/>
             <w:insideV w:val="single" w:sz="8" w:space="0" w:color="auto"/>
           </w:tblBorders>
-          <w:tblCellMar>
-            <w:top w:w="0" w:type="dxa"/>
-            <w:bottom w:w="0" w:type="dxa"/>
-          </w:tblCellMar>
         </w:tblPrEx>
         <w:tc>
           <w:tcPr>
@@ -5104,10 +4580,6 @@
             <w:insideH w:val="single" w:sz="8" w:space="0" w:color="auto"/>
             <w:insideV w:val="single" w:sz="8" w:space="0" w:color="auto"/>
           </w:tblBorders>
-          <w:tblCellMar>
-            <w:top w:w="0" w:type="dxa"/>
-            <w:bottom w:w="0" w:type="dxa"/>
-          </w:tblCellMar>
         </w:tblPrEx>
         <w:tc>
           <w:tcPr>
@@ -5299,10 +4771,7 @@
               <w:t>%}</w:t>
             </w:r>
             <w:r>
-              <w:t xml:space="preserve"> </w:t>
-            </w:r>
-            <w:r>
-              <w:t xml:space="preserve">  </w:t>
+              <w:t xml:space="preserve">   </w:t>
             </w:r>
             <w:proofErr w:type="gramEnd"/>
             <w:r>
@@ -5441,12 +4910,6 @@
         <w:gridCol w:w="9576"/>
       </w:tblGrid>
       <w:tr>
-        <w:tblPrEx>
-          <w:tblCellMar>
-            <w:top w:w="0" w:type="dxa"/>
-            <w:bottom w:w="0" w:type="dxa"/>
-          </w:tblCellMar>
-        </w:tblPrEx>
         <w:trPr>
           <w:cantSplit/>
         </w:trPr>
@@ -5471,12 +4934,6 @@
         </w:tc>
       </w:tr>
       <w:tr>
-        <w:tblPrEx>
-          <w:tblCellMar>
-            <w:top w:w="0" w:type="dxa"/>
-            <w:bottom w:w="0" w:type="dxa"/>
-          </w:tblCellMar>
-        </w:tblPrEx>
         <w:trPr>
           <w:cantSplit/>
         </w:trPr>
@@ -5534,12 +4991,6 @@
         </w:tc>
       </w:tr>
       <w:tr>
-        <w:tblPrEx>
-          <w:tblCellMar>
-            <w:top w:w="0" w:type="dxa"/>
-            <w:bottom w:w="0" w:type="dxa"/>
-          </w:tblCellMar>
-        </w:tblPrEx>
         <w:trPr>
           <w:cantSplit/>
           <w:trHeight w:val="1089"/>
@@ -5555,11 +5006,11 @@
             </w:tcBorders>
           </w:tcPr>
           <w:p>
-            <w:bookmarkStart w:id="7" w:name="Text90"/>
+            <w:bookmarkStart w:id="6" w:name="Text90"/>
             <w:r>
               <w:t>1. Project Goal(s)/Purpose:</w:t>
             </w:r>
-            <w:bookmarkEnd w:id="7"/>
+            <w:bookmarkEnd w:id="6"/>
             <w:r>
               <w:t xml:space="preserve"> </w:t>
             </w:r>
@@ -5591,12 +5042,6 @@
         </w:tc>
       </w:tr>
       <w:tr>
-        <w:tblPrEx>
-          <w:tblCellMar>
-            <w:top w:w="0" w:type="dxa"/>
-            <w:bottom w:w="0" w:type="dxa"/>
-          </w:tblCellMar>
-        </w:tblPrEx>
         <w:trPr>
           <w:cantSplit/>
           <w:trHeight w:val="1089"/>
@@ -5646,12 +5091,6 @@
         </w:tc>
       </w:tr>
       <w:tr>
-        <w:tblPrEx>
-          <w:tblCellMar>
-            <w:top w:w="0" w:type="dxa"/>
-            <w:bottom w:w="0" w:type="dxa"/>
-          </w:tblCellMar>
-        </w:tblPrEx>
         <w:trPr>
           <w:cantSplit/>
           <w:trHeight w:val="1089"/>
@@ -5698,12 +5137,6 @@
         </w:tc>
       </w:tr>
       <w:tr>
-        <w:tblPrEx>
-          <w:tblCellMar>
-            <w:top w:w="0" w:type="dxa"/>
-            <w:bottom w:w="0" w:type="dxa"/>
-          </w:tblCellMar>
-        </w:tblPrEx>
         <w:trPr>
           <w:cantSplit/>
           <w:trHeight w:val="1089"/>
@@ -5754,12 +5187,6 @@
         </w:tc>
       </w:tr>
       <w:tr>
-        <w:tblPrEx>
-          <w:tblCellMar>
-            <w:top w:w="0" w:type="dxa"/>
-            <w:bottom w:w="0" w:type="dxa"/>
-          </w:tblCellMar>
-        </w:tblPrEx>
         <w:trPr>
           <w:cantSplit/>
           <w:trHeight w:val="1089"/>
@@ -5809,12 +5236,6 @@
         </w:tc>
       </w:tr>
       <w:tr>
-        <w:tblPrEx>
-          <w:tblCellMar>
-            <w:top w:w="0" w:type="dxa"/>
-            <w:bottom w:w="0" w:type="dxa"/>
-          </w:tblCellMar>
-        </w:tblPrEx>
         <w:trPr>
           <w:cantSplit/>
           <w:trHeight w:val="1089"/>
@@ -5861,12 +5282,6 @@
         </w:tc>
       </w:tr>
       <w:tr>
-        <w:tblPrEx>
-          <w:tblCellMar>
-            <w:top w:w="0" w:type="dxa"/>
-            <w:bottom w:w="0" w:type="dxa"/>
-          </w:tblCellMar>
-        </w:tblPrEx>
         <w:trPr>
           <w:cantSplit/>
           <w:trHeight w:val="1089"/>
@@ -5916,12 +5331,6 @@
         </w:tc>
       </w:tr>
       <w:tr>
-        <w:tblPrEx>
-          <w:tblCellMar>
-            <w:top w:w="0" w:type="dxa"/>
-            <w:bottom w:w="0" w:type="dxa"/>
-          </w:tblCellMar>
-        </w:tblPrEx>
         <w:trPr>
           <w:cantSplit/>
           <w:trHeight w:val="1089"/>
@@ -6305,12 +5714,6 @@
         <w:gridCol w:w="1728"/>
       </w:tblGrid>
       <w:tr>
-        <w:tblPrEx>
-          <w:tblCellMar>
-            <w:top w:w="0" w:type="dxa"/>
-            <w:bottom w:w="0" w:type="dxa"/>
-          </w:tblCellMar>
-        </w:tblPrEx>
         <w:trPr>
           <w:cantSplit/>
         </w:trPr>
@@ -6346,12 +5749,6 @@
         </w:tc>
       </w:tr>
       <w:tr>
-        <w:tblPrEx>
-          <w:tblCellMar>
-            <w:top w:w="0" w:type="dxa"/>
-            <w:bottom w:w="0" w:type="dxa"/>
-          </w:tblCellMar>
-        </w:tblPrEx>
         <w:trPr>
           <w:cantSplit/>
         </w:trPr>
@@ -6387,12 +5784,6 @@
         </w:tc>
       </w:tr>
       <w:tr>
-        <w:tblPrEx>
-          <w:tblCellMar>
-            <w:top w:w="0" w:type="dxa"/>
-            <w:bottom w:w="0" w:type="dxa"/>
-          </w:tblCellMar>
-        </w:tblPrEx>
         <w:trPr>
           <w:cantSplit/>
         </w:trPr>
@@ -6464,12 +5855,6 @@
         <w:gridCol w:w="1728"/>
       </w:tblGrid>
       <w:tr>
-        <w:tblPrEx>
-          <w:tblCellMar>
-            <w:top w:w="0" w:type="dxa"/>
-            <w:bottom w:w="0" w:type="dxa"/>
-          </w:tblCellMar>
-        </w:tblPrEx>
         <w:trPr>
           <w:cantSplit/>
           <w:trHeight w:val="115"/>
@@ -6479,7 +5864,7 @@
             <w:tcW w:w="7612" w:type="dxa"/>
             <w:vAlign w:val="bottom"/>
           </w:tcPr>
-          <w:bookmarkStart w:id="8" w:name="Check112"/>
+          <w:bookmarkStart w:id="7" w:name="Check112"/>
           <w:p>
             <w:pPr>
               <w:rPr>
@@ -6517,9 +5902,15 @@
               <w:rPr>
                 <w:b/>
               </w:rPr>
+              <w:fldChar w:fldCharType="separate"/>
+            </w:r>
+            <w:r>
+              <w:rPr>
+                <w:b/>
+              </w:rPr>
               <w:fldChar w:fldCharType="end"/>
             </w:r>
-            <w:bookmarkEnd w:id="8"/>
+            <w:bookmarkEnd w:id="7"/>
             <w:r>
               <w:rPr>
                 <w:b/>
@@ -6549,12 +5940,6 @@
         </w:tc>
       </w:tr>
       <w:tr>
-        <w:tblPrEx>
-          <w:tblCellMar>
-            <w:top w:w="0" w:type="dxa"/>
-            <w:bottom w:w="0" w:type="dxa"/>
-          </w:tblCellMar>
-        </w:tblPrEx>
         <w:trPr>
           <w:cantSplit/>
           <w:trHeight w:val="223"/>
@@ -11957,11 +11342,15 @@
   </w:style>
   <w:style w:type="character" w:default="1" w:styleId="DefaultParagraphFont">
     <w:name w:val="Default Paragraph Font"/>
+    <w:uiPriority w:val="1"/>
     <w:semiHidden/>
+    <w:unhideWhenUsed/>
   </w:style>
   <w:style w:type="table" w:default="1" w:styleId="TableNormal">
     <w:name w:val="Normal Table"/>
+    <w:uiPriority w:val="99"/>
     <w:semiHidden/>
+    <w:unhideWhenUsed/>
     <w:tblPr>
       <w:tblInd w:w="0" w:type="dxa"/>
       <w:tblCellMar>
@@ -11974,7 +11363,9 @@
   </w:style>
   <w:style w:type="numbering" w:default="1" w:styleId="NoList">
     <w:name w:val="No List"/>
+    <w:uiPriority w:val="99"/>
     <w:semiHidden/>
+    <w:unhideWhenUsed/>
   </w:style>
   <w:style w:type="character" w:customStyle="1" w:styleId="Heading3Char">
     <w:name w:val="Heading 3 Char"/>

--- a/modules/biosafety/resources/empty_BUA.docx
+++ b/modules/biosafety/resources/empty_BUA.docx
@@ -1496,22 +1496,27 @@
         </w:tc>
       </w:tr>
       <w:tr>
+        <w:trPr>
+          <w:trHeight w:val="133"/>
+        </w:trPr>
         <w:tc>
           <w:tcPr>
             <w:tcW w:w="3420" w:type="dxa"/>
             <w:gridSpan w:val="3"/>
           </w:tcPr>
           <w:p>
-            <w:r>
-              <w:t xml:space="preserve">{% tr for p in personnel %} </w:t>
-            </w:r>
-            <w:proofErr w:type="gramStart"/>
-            <w:r>
-              <w:t>{{ p</w:t>
-            </w:r>
-            <w:proofErr w:type="gramEnd"/>
-            <w:r>
-              <w:t>.name }}</w:t>
+            <w:pPr>
+              <w:rPr>
+                <w:sz w:val="20"/>
+                <w:szCs w:val="20"/>
+              </w:rPr>
+            </w:pPr>
+            <w:r>
+              <w:rPr>
+                <w:sz w:val="20"/>
+                <w:szCs w:val="20"/>
+              </w:rPr>
+              <w:t>{% for p in personnel %}</w:t>
             </w:r>
           </w:p>
         </w:tc>
@@ -1529,12 +1534,6 @@
                 <w:noProof/>
               </w:rPr>
             </w:pPr>
-            <w:r>
-              <w:rPr>
-                <w:noProof/>
-              </w:rPr>
-              <w:t>{{ p.phone }}</w:t>
-            </w:r>
           </w:p>
         </w:tc>
         <w:tc>
@@ -1552,12 +1551,6 @@
                 <w:noProof/>
               </w:rPr>
             </w:pPr>
-            <w:r>
-              <w:rPr>
-                <w:noProof/>
-              </w:rPr>
-              <w:t>{{ p.biosafety_training }}</w:t>
-            </w:r>
           </w:p>
         </w:tc>
         <w:tc>
@@ -1572,12 +1565,6 @@
                 <w:noProof/>
               </w:rPr>
             </w:pPr>
-            <w:r>
-              <w:rPr>
-                <w:noProof/>
-              </w:rPr>
-              <w:t>{{ p.bloodborne_pathogens_training }}</w:t>
-            </w:r>
           </w:p>
         </w:tc>
         <w:tc>
@@ -1592,11 +1579,108 @@
                 <w:noProof/>
               </w:rPr>
             </w:pPr>
-            <w:r>
+          </w:p>
+        </w:tc>
+      </w:tr>
+      <w:tr>
+        <w:tc>
+          <w:tcPr>
+            <w:tcW w:w="3420" w:type="dxa"/>
+            <w:gridSpan w:val="3"/>
+          </w:tcPr>
+          <w:p>
+            <w:proofErr w:type="gramStart"/>
+            <w:r>
+              <w:t>{{ p</w:t>
+            </w:r>
+            <w:proofErr w:type="gramEnd"/>
+            <w:r>
+              <w:t>.name }}</w:t>
+            </w:r>
+          </w:p>
+        </w:tc>
+        <w:tc>
+          <w:tcPr>
+            <w:tcW w:w="2160" w:type="dxa"/>
+            <w:gridSpan w:val="4"/>
+            <w:tcBorders>
+              <w:right w:val="single" w:sz="18" w:space="0" w:color="auto"/>
+            </w:tcBorders>
+          </w:tcPr>
+          <w:p>
+            <w:pPr>
               <w:rPr>
                 <w:noProof/>
               </w:rPr>
-              <w:t>{{ p.medical_waste_training }}{% tr endfor %}</w:t>
+            </w:pPr>
+            <w:r>
+              <w:rPr>
+                <w:noProof/>
+              </w:rPr>
+              <w:t>{{ p.phone }}</w:t>
+            </w:r>
+          </w:p>
+        </w:tc>
+        <w:tc>
+          <w:tcPr>
+            <w:tcW w:w="1260" w:type="dxa"/>
+            <w:gridSpan w:val="2"/>
+            <w:tcBorders>
+              <w:left w:val="single" w:sz="18" w:space="0" w:color="auto"/>
+            </w:tcBorders>
+          </w:tcPr>
+          <w:p>
+            <w:pPr>
+              <w:jc w:val="center"/>
+              <w:rPr>
+                <w:noProof/>
+              </w:rPr>
+            </w:pPr>
+            <w:r>
+              <w:rPr>
+                <w:noProof/>
+              </w:rPr>
+              <w:t>{% if p.biosafety_training %} Yes {% else %} No {% endif %}</w:t>
+            </w:r>
+          </w:p>
+        </w:tc>
+        <w:tc>
+          <w:tcPr>
+            <w:tcW w:w="1440" w:type="dxa"/>
+            <w:gridSpan w:val="3"/>
+          </w:tcPr>
+          <w:p>
+            <w:pPr>
+              <w:jc w:val="center"/>
+              <w:rPr>
+                <w:noProof/>
+              </w:rPr>
+            </w:pPr>
+            <w:r>
+              <w:rPr>
+                <w:noProof/>
+              </w:rPr>
+              <w:t>{% if p.bloodborne_pathogens_training %} Yes {% else %} No {% endif %}</w:t>
+            </w:r>
+          </w:p>
+        </w:tc>
+        <w:tc>
+          <w:tcPr>
+            <w:tcW w:w="1260" w:type="dxa"/>
+            <w:gridSpan w:val="2"/>
+          </w:tcPr>
+          <w:p>
+            <w:pPr>
+              <w:jc w:val="center"/>
+              <w:rPr>
+                <w:noProof/>
+              </w:rPr>
+            </w:pPr>
+            <w:r>
+              <w:rPr>
+                <w:noProof/>
+              </w:rPr>
+              <w:t>{% if p.medical_waste_training %} Yes {% else %} No {% endif %}</w:t>
             </w:r>
           </w:p>
         </w:tc>
@@ -1610,7 +1694,15 @@
             <w:tcW w:w="3420" w:type="dxa"/>
             <w:gridSpan w:val="3"/>
           </w:tcPr>
-          <w:p/>
+          <w:p>
+            <w:r>
+              <w:rPr>
+                <w:noProof/>
+              </w:rPr>
+              <w:lastRenderedPageBreak/>
+              <w:t>{% endfor %}</w:t>
+            </w:r>
+          </w:p>
         </w:tc>
         <w:tc>
           <w:tcPr>
@@ -1651,75 +1743,6 @@
           <w:tcPr>
             <w:tcW w:w="1260" w:type="dxa"/>
             <w:gridSpan w:val="2"/>
-          </w:tcPr>
-          <w:p>
-            <w:pPr>
-              <w:jc w:val="center"/>
-            </w:pPr>
-          </w:p>
-        </w:tc>
-      </w:tr>
-      <w:tr>
-        <w:trPr>
-          <w:trHeight w:val="70"/>
-        </w:trPr>
-        <w:tc>
-          <w:tcPr>
-            <w:tcW w:w="3420" w:type="dxa"/>
-            <w:gridSpan w:val="3"/>
-            <w:tcBorders>
-              <w:bottom w:val="single" w:sz="8" w:space="0" w:color="auto"/>
-            </w:tcBorders>
-          </w:tcPr>
-          <w:p/>
-        </w:tc>
-        <w:tc>
-          <w:tcPr>
-            <w:tcW w:w="2160" w:type="dxa"/>
-            <w:gridSpan w:val="4"/>
-            <w:tcBorders>
-              <w:bottom w:val="single" w:sz="8" w:space="0" w:color="auto"/>
-              <w:right w:val="single" w:sz="18" w:space="0" w:color="auto"/>
-            </w:tcBorders>
-          </w:tcPr>
-          <w:p/>
-        </w:tc>
-        <w:tc>
-          <w:tcPr>
-            <w:tcW w:w="1260" w:type="dxa"/>
-            <w:gridSpan w:val="2"/>
-            <w:tcBorders>
-              <w:left w:val="single" w:sz="18" w:space="0" w:color="auto"/>
-              <w:bottom w:val="single" w:sz="8" w:space="0" w:color="auto"/>
-            </w:tcBorders>
-          </w:tcPr>
-          <w:p>
-            <w:pPr>
-              <w:jc w:val="center"/>
-            </w:pPr>
-          </w:p>
-        </w:tc>
-        <w:tc>
-          <w:tcPr>
-            <w:tcW w:w="1440" w:type="dxa"/>
-            <w:gridSpan w:val="3"/>
-            <w:tcBorders>
-              <w:bottom w:val="single" w:sz="8" w:space="0" w:color="auto"/>
-            </w:tcBorders>
-          </w:tcPr>
-          <w:p>
-            <w:pPr>
-              <w:jc w:val="center"/>
-            </w:pPr>
-          </w:p>
-        </w:tc>
-        <w:tc>
-          <w:tcPr>
-            <w:tcW w:w="1260" w:type="dxa"/>
-            <w:gridSpan w:val="2"/>
-            <w:tcBorders>
-              <w:bottom w:val="single" w:sz="8" w:space="0" w:color="auto"/>
-            </w:tcBorders>
           </w:tcPr>
           <w:p>
             <w:pPr>
@@ -1780,7 +1803,6 @@
               <w:rPr>
                 <w:b/>
               </w:rPr>
-              <w:lastRenderedPageBreak/>
               <w:t>Authorized Lab Locations</w:t>
             </w:r>
             <w:r>
@@ -2155,7 +2177,7 @@
               <w:rPr>
                 <w:noProof/>
               </w:rPr>
-              <w:t>{% tr for r in room_usage %} {{ r.building }}</w:t>
+              <w:t>{% for r in room_usage %}</w:t>
             </w:r>
           </w:p>
         </w:tc>
@@ -2169,12 +2191,6 @@
                 <w:noProof/>
               </w:rPr>
             </w:pPr>
-            <w:r>
-              <w:rPr>
-                <w:noProof/>
-              </w:rPr>
-              <w:t>{{ r.room_number }}</w:t>
-            </w:r>
           </w:p>
         </w:tc>
         <w:tc>
@@ -2188,30 +2204,18 @@
                 <w:noProof/>
               </w:rPr>
             </w:pPr>
-            <w:r>
+          </w:p>
+        </w:tc>
+        <w:tc>
+          <w:tcPr>
+            <w:tcW w:w="900" w:type="dxa"/>
+          </w:tcPr>
+          <w:p>
+            <w:pPr>
               <w:rPr>
                 <w:noProof/>
               </w:rPr>
-              <w:t>{{ r.shared_room }}</w:t>
-            </w:r>
-          </w:p>
-        </w:tc>
-        <w:tc>
-          <w:tcPr>
-            <w:tcW w:w="900" w:type="dxa"/>
-          </w:tcPr>
-          <w:p>
-            <w:pPr>
-              <w:rPr>
-                <w:noProof/>
-              </w:rPr>
             </w:pPr>
-            <w:r>
-              <w:rPr>
-                <w:noProof/>
-              </w:rPr>
-              <w:t>{{ r.biosafety_level }}</w:t>
-            </w:r>
           </w:p>
         </w:tc>
         <w:tc>
@@ -2225,12 +2229,6 @@
                 <w:noProof/>
               </w:rPr>
             </w:pPr>
-            <w:r>
-              <w:rPr>
-                <w:noProof/>
-              </w:rPr>
-              <w:t>{{ r.storage }}</w:t>
-            </w:r>
           </w:p>
         </w:tc>
         <w:tc>
@@ -2245,12 +2243,6 @@
                 <w:noProof/>
               </w:rPr>
             </w:pPr>
-            <w:r>
-              <w:rPr>
-                <w:noProof/>
-              </w:rPr>
-              <w:t>{{ r.research }}</w:t>
-            </w:r>
           </w:p>
         </w:tc>
         <w:tc>
@@ -2265,12 +2257,6 @@
                 <w:noProof/>
               </w:rPr>
             </w:pPr>
-            <w:r>
-              <w:rPr>
-                <w:noProof/>
-              </w:rPr>
-              <w:t>{{ r.biosafety_cabinet }}</w:t>
-            </w:r>
           </w:p>
         </w:tc>
         <w:tc>
@@ -2284,12 +2270,6 @@
                 <w:noProof/>
               </w:rPr>
             </w:pPr>
-            <w:r>
-              <w:rPr>
-                <w:noProof/>
-              </w:rPr>
-              <w:t>{{ r.autoclave }}</w:t>
-            </w:r>
           </w:p>
         </w:tc>
         <w:tc>
@@ -2304,12 +2284,6 @@
                 <w:noProof/>
               </w:rPr>
             </w:pPr>
-            <w:r>
-              <w:rPr>
-                <w:noProof/>
-              </w:rPr>
-              <w:t>{{ r.medical_waste }}</w:t>
-            </w:r>
           </w:p>
         </w:tc>
         <w:tc>
@@ -2323,12 +2297,6 @@
                 <w:noProof/>
               </w:rPr>
             </w:pPr>
-            <w:r>
-              <w:rPr>
-                <w:noProof/>
-              </w:rPr>
-              <w:t>{{ r.animal }} {% tr endfor %}</w:t>
-            </w:r>
           </w:p>
         </w:tc>
       </w:tr>
@@ -2337,26 +2305,74 @@
           <w:tcPr>
             <w:tcW w:w="1800" w:type="dxa"/>
           </w:tcPr>
-          <w:p/>
+          <w:p>
+            <w:pPr>
+              <w:rPr>
+                <w:noProof/>
+              </w:rPr>
+            </w:pPr>
+            <w:r>
+              <w:rPr>
+                <w:noProof/>
+              </w:rPr>
+              <w:t>{{ r.building }}</w:t>
+            </w:r>
+          </w:p>
         </w:tc>
         <w:tc>
           <w:tcPr>
             <w:tcW w:w="900" w:type="dxa"/>
           </w:tcPr>
-          <w:p/>
+          <w:p>
+            <w:pPr>
+              <w:rPr>
+                <w:noProof/>
+              </w:rPr>
+            </w:pPr>
+            <w:r>
+              <w:rPr>
+                <w:noProof/>
+              </w:rPr>
+              <w:t>{{ r.room_number }}</w:t>
+            </w:r>
+          </w:p>
         </w:tc>
         <w:tc>
           <w:tcPr>
             <w:tcW w:w="900" w:type="dxa"/>
             <w:gridSpan w:val="2"/>
           </w:tcPr>
-          <w:p/>
+          <w:p>
+            <w:pPr>
+              <w:rPr>
+                <w:noProof/>
+              </w:rPr>
+            </w:pPr>
+            <w:r>
+              <w:rPr>
+                <w:noProof/>
+              </w:rPr>
+              <w:t>{{ r.shared_room }}</w:t>
+            </w:r>
+          </w:p>
         </w:tc>
         <w:tc>
           <w:tcPr>
             <w:tcW w:w="900" w:type="dxa"/>
           </w:tcPr>
-          <w:p/>
+          <w:p>
+            <w:pPr>
+              <w:rPr>
+                <w:noProof/>
+              </w:rPr>
+            </w:pPr>
+            <w:r>
+              <w:rPr>
+                <w:noProof/>
+              </w:rPr>
+              <w:t>{{ r.biosafety_level }}</w:t>
+            </w:r>
+          </w:p>
         </w:tc>
         <w:tc>
           <w:tcPr>
@@ -2365,7 +2381,16 @@
           <w:p>
             <w:pPr>
               <w:jc w:val="center"/>
+              <w:rPr>
+                <w:noProof/>
+              </w:rPr>
             </w:pPr>
+            <w:r>
+              <w:rPr>
+                <w:noProof/>
+              </w:rPr>
+              <w:t>{% if r.storage %} Yes {% else %} No {% endif %}</w:t>
+            </w:r>
           </w:p>
         </w:tc>
         <w:tc>
@@ -2376,7 +2401,16 @@
           <w:p>
             <w:pPr>
               <w:jc w:val="center"/>
+              <w:rPr>
+                <w:noProof/>
+              </w:rPr>
             </w:pPr>
+            <w:r>
+              <w:rPr>
+                <w:noProof/>
+              </w:rPr>
+              <w:t>{% if r.research %} Yes {% else %} No {% endif %}</w:t>
+            </w:r>
           </w:p>
         </w:tc>
         <w:tc>
@@ -2387,7 +2421,16 @@
           <w:p>
             <w:pPr>
               <w:jc w:val="center"/>
+              <w:rPr>
+                <w:noProof/>
+              </w:rPr>
             </w:pPr>
+            <w:r>
+              <w:rPr>
+                <w:noProof/>
+              </w:rPr>
+              <w:t>{% if r.biosafety_cabinet %} Yes {% else %} No {% endif %}</w:t>
+            </w:r>
           </w:p>
         </w:tc>
         <w:tc>
@@ -2397,7 +2440,16 @@
           <w:p>
             <w:pPr>
               <w:jc w:val="center"/>
+              <w:rPr>
+                <w:noProof/>
+              </w:rPr>
             </w:pPr>
+            <w:r>
+              <w:rPr>
+                <w:noProof/>
+              </w:rPr>
+              <w:t>{% if r.autoclave %} Yes {% else %} No {% endif %}</w:t>
+            </w:r>
           </w:p>
         </w:tc>
         <w:tc>
@@ -2408,7 +2460,16 @@
           <w:p>
             <w:pPr>
               <w:jc w:val="center"/>
+              <w:rPr>
+                <w:noProof/>
+              </w:rPr>
             </w:pPr>
+            <w:r>
+              <w:rPr>
+                <w:noProof/>
+              </w:rPr>
+              <w:t>{% if r.medical_waste %} Yes {% else %} No {% endif %}</w:t>
+            </w:r>
           </w:p>
         </w:tc>
         <w:tc>
@@ -2418,7 +2479,16 @@
           <w:p>
             <w:pPr>
               <w:jc w:val="center"/>
+              <w:rPr>
+                <w:noProof/>
+              </w:rPr>
             </w:pPr>
+            <w:r>
+              <w:rPr>
+                <w:noProof/>
+              </w:rPr>
+              <w:t>{% if r.animal %} Yes {% else %} No {% endif %}</w:t>
+            </w:r>
           </w:p>
         </w:tc>
       </w:tr>
@@ -2427,7 +2497,14 @@
           <w:tcPr>
             <w:tcW w:w="1800" w:type="dxa"/>
           </w:tcPr>
-          <w:p/>
+          <w:p>
+            <w:r>
+              <w:rPr>
+                <w:noProof/>
+              </w:rPr>
+              <w:t>{% endfor %}</w:t>
+            </w:r>
+          </w:p>
         </w:tc>
         <w:tc>
           <w:tcPr>
@@ -11343,7 +11420,6 @@
   <w:style w:type="character" w:default="1" w:styleId="DefaultParagraphFont">
     <w:name w:val="Default Paragraph Font"/>
     <w:uiPriority w:val="1"/>
-    <w:semiHidden/>
     <w:unhideWhenUsed/>
   </w:style>
   <w:style w:type="table" w:default="1" w:styleId="TableNormal">

--- a/modules/biosafety/resources/empty_BUA.docx
+++ b/modules/biosafety/resources/empty_BUA.docx
@@ -3884,7 +3884,6 @@
               <w:ind w:left="360"/>
             </w:pPr>
             <w:r>
-              <w:lastRenderedPageBreak/>
               <w:t xml:space="preserve">D. Other:  </w:t>
             </w:r>
           </w:p>
@@ -4069,8 +4068,8 @@
               </w:rPr>
               <w:t xml:space="preserve">be obtained from a source outside of </w:t>
             </w:r>
-            <w:smartTag w:uri="urn:schemas-microsoft-com:office:smarttags" w:element="place">
-              <w:smartTag w:uri="urn:schemas-microsoft-com:office:smarttags" w:element="State">
+            <w:smartTag w:uri="urn:schemas-microsoft-com:office:smarttags" w:element="State">
+              <w:smartTag w:uri="urn:schemas-microsoft-com:office:smarttags" w:element="place">
                 <w:r>
                   <w:rPr>
                     <w:b/>
@@ -11420,6 +11419,7 @@
   <w:style w:type="character" w:default="1" w:styleId="DefaultParagraphFont">
     <w:name w:val="Default Paragraph Font"/>
     <w:uiPriority w:val="1"/>
+    <w:semiHidden/>
     <w:unhideWhenUsed/>
   </w:style>
   <w:style w:type="table" w:default="1" w:styleId="TableNormal">
@@ -11867,15 +11867,16 @@
 </file>
 
 <file path=customXml/item1.xml><?xml version="1.0" encoding="utf-8"?>
-<?mso-contentType ?>
-<FormTemplates xmlns="http://schemas.microsoft.com/sharepoint/v3/contenttype/forms">
-  <Display>DocumentLibraryForm</Display>
-  <Edit>DocumentLibraryForm</Edit>
-  <New>DocumentLibraryForm</New>
-</FormTemplates>
+<b:Sources xmlns:b="http://schemas.openxmlformats.org/officeDocument/2006/bibliography" xmlns="http://schemas.openxmlformats.org/officeDocument/2006/bibliography" SelectedStyle="\APASixthEditionOfficeOnline.xsl" StyleName="APA" Version="6"/>
 </file>
 
 <file path=customXml/item2.xml><?xml version="1.0" encoding="utf-8"?>
+<p:properties xmlns:p="http://schemas.microsoft.com/office/2006/metadata/properties" xmlns:xsi="http://www.w3.org/2001/XMLSchema-instance" xmlns:pc="http://schemas.microsoft.com/office/infopath/2007/PartnerControls">
+  <documentManagement/>
+</p:properties>
+</file>
+
+<file path=customXml/item3.xml><?xml version="1.0" encoding="utf-8"?>
 <ct:contentTypeSchema xmlns:ct="http://schemas.microsoft.com/office/2006/metadata/contentType" xmlns:ma="http://schemas.microsoft.com/office/2006/metadata/properties/metaAttributes" ct:_="" ma:_="" ma:contentTypeName="Document" ma:contentTypeID="0x010100C728819C1159944AA4DD464ECAD54CA1" ma:contentTypeVersion="0" ma:contentTypeDescription="Create a new document." ma:contentTypeScope="" ma:versionID="fd36e4993f9cced9c0d6cdf531d3eb7c">
   <xsd:schema xmlns:xsd="http://www.w3.org/2001/XMLSchema" xmlns:xs="http://www.w3.org/2001/XMLSchema" xmlns:p="http://schemas.microsoft.com/office/2006/metadata/properties" targetNamespace="http://schemas.microsoft.com/office/2006/metadata/properties" ma:root="true" ma:fieldsID="c64490b4aec6201516c3a874156f37b2">
     <xsd:element name="properties">
@@ -11989,25 +11990,33 @@
 </ct:contentTypeSchema>
 </file>
 
-<file path=customXml/item3.xml><?xml version="1.0" encoding="utf-8"?>
-<p:properties xmlns:p="http://schemas.microsoft.com/office/2006/metadata/properties" xmlns:xsi="http://www.w3.org/2001/XMLSchema-instance" xmlns:pc="http://schemas.microsoft.com/office/infopath/2007/PartnerControls">
-  <documentManagement/>
-</p:properties>
-</file>
-
 <file path=customXml/item4.xml><?xml version="1.0" encoding="utf-8"?>
-<b:Sources xmlns:b="http://schemas.openxmlformats.org/officeDocument/2006/bibliography" xmlns="http://schemas.openxmlformats.org/officeDocument/2006/bibliography" SelectedStyle="\APASixthEditionOfficeOnline.xsl" StyleName="APA" Version="6"/>
+<?mso-contentType ?>
+<FormTemplates xmlns="http://schemas.microsoft.com/sharepoint/v3/contenttype/forms">
+  <Display>DocumentLibraryForm</Display>
+  <Edit>DocumentLibraryForm</Edit>
+  <New>DocumentLibraryForm</New>
+</FormTemplates>
 </file>
 
 <file path=customXml/itemProps1.xml><?xml version="1.0" encoding="utf-8"?>
-<ds:datastoreItem xmlns:ds="http://schemas.openxmlformats.org/officeDocument/2006/customXml" ds:itemID="{4C018133-1394-4FDE-8D7B-59EBEA428F5B}">
+<ds:datastoreItem xmlns:ds="http://schemas.openxmlformats.org/officeDocument/2006/customXml" ds:itemID="{3FB07152-C848-4F83-AA20-0B36A1606AD0}">
   <ds:schemaRefs>
-    <ds:schemaRef ds:uri="http://schemas.microsoft.com/sharepoint/v3/contenttype/forms"/>
+    <ds:schemaRef ds:uri="http://schemas.openxmlformats.org/officeDocument/2006/bibliography"/>
   </ds:schemaRefs>
 </ds:datastoreItem>
 </file>
 
 <file path=customXml/itemProps2.xml><?xml version="1.0" encoding="utf-8"?>
+<ds:datastoreItem xmlns:ds="http://schemas.openxmlformats.org/officeDocument/2006/customXml" ds:itemID="{09BD9572-7667-401D-A751-68330DF4A5F1}">
+  <ds:schemaRefs>
+    <ds:schemaRef ds:uri="http://schemas.microsoft.com/office/2006/metadata/properties"/>
+    <ds:schemaRef ds:uri="http://schemas.microsoft.com/office/infopath/2007/PartnerControls"/>
+  </ds:schemaRefs>
+</ds:datastoreItem>
+</file>
+
+<file path=customXml/itemProps3.xml><?xml version="1.0" encoding="utf-8"?>
 <ds:datastoreItem xmlns:ds="http://schemas.openxmlformats.org/officeDocument/2006/customXml" ds:itemID="{784996D7-6538-4C76-BA48-BA33338EED33}">
   <ds:schemaRefs>
     <ds:schemaRef ds:uri="http://schemas.microsoft.com/office/2006/metadata/contentType"/>
@@ -12023,19 +12032,10 @@
 </ds:datastoreItem>
 </file>
 
-<file path=customXml/itemProps3.xml><?xml version="1.0" encoding="utf-8"?>
-<ds:datastoreItem xmlns:ds="http://schemas.openxmlformats.org/officeDocument/2006/customXml" ds:itemID="{09BD9572-7667-401D-A751-68330DF4A5F1}">
+<file path=customXml/itemProps4.xml><?xml version="1.0" encoding="utf-8"?>
+<ds:datastoreItem xmlns:ds="http://schemas.openxmlformats.org/officeDocument/2006/customXml" ds:itemID="{4C018133-1394-4FDE-8D7B-59EBEA428F5B}">
   <ds:schemaRefs>
-    <ds:schemaRef ds:uri="http://schemas.microsoft.com/office/2006/metadata/properties"/>
-    <ds:schemaRef ds:uri="http://schemas.microsoft.com/office/infopath/2007/PartnerControls"/>
-  </ds:schemaRefs>
-</ds:datastoreItem>
-</file>
-
-<file path=customXml/itemProps4.xml><?xml version="1.0" encoding="utf-8"?>
-<ds:datastoreItem xmlns:ds="http://schemas.openxmlformats.org/officeDocument/2006/customXml" ds:itemID="{3FB07152-C848-4F83-AA20-0B36A1606AD0}">
-  <ds:schemaRefs>
-    <ds:schemaRef ds:uri="http://schemas.openxmlformats.org/officeDocument/2006/bibliography"/>
+    <ds:schemaRef ds:uri="http://schemas.microsoft.com/sharepoint/v3/contenttype/forms"/>
   </ds:schemaRefs>
 </ds:datastoreItem>
 </file>
--- a/modules/biosafety/resources/empty_BUA.docx
+++ b/modules/biosafety/resources/empty_BUA.docx
@@ -65,15 +65,7 @@
           <w:szCs w:val="24"/>
         </w:rPr>
         <w:tab/>
-        <w:t xml:space="preserve">BUA </w:t>
-      </w:r>
-      <w:proofErr w:type="gramStart"/>
-      <w:r>
-        <w:rPr>
-          <w:sz w:val="24"/>
-          <w:szCs w:val="24"/>
-        </w:rPr>
-        <w:t>#</w:t>
+        <w:t>BUA #</w:t>
       </w:r>
       <w:r>
         <w:rPr>
@@ -88,23 +80,7 @@
           <w:sz w:val="24"/>
           <w:szCs w:val="24"/>
         </w:rPr>
-        <w:t>bua</w:t>
-      </w:r>
-      <w:proofErr w:type="gramEnd"/>
-      <w:r>
-        <w:rPr>
-          <w:sz w:val="24"/>
-          <w:szCs w:val="24"/>
-        </w:rPr>
-        <w:t>_</w:t>
-      </w:r>
-      <w:proofErr w:type="gramStart"/>
-      <w:r>
-        <w:rPr>
-          <w:sz w:val="24"/>
-          <w:szCs w:val="24"/>
-        </w:rPr>
-        <w:t>number</w:t>
+        <w:t>bua_number</w:t>
       </w:r>
       <w:proofErr w:type="spellEnd"/>
       <w:r>
@@ -114,7 +90,6 @@
         </w:rPr>
         <w:t xml:space="preserve"> }</w:t>
       </w:r>
-      <w:proofErr w:type="gramEnd"/>
       <w:r>
         <w:rPr>
           <w:sz w:val="24"/>
@@ -290,17 +265,12 @@
             <w:r>
               <w:t xml:space="preserve"> </w:t>
             </w:r>
-            <w:proofErr w:type="gramStart"/>
             <w:r>
               <w:t xml:space="preserve">{{ </w:t>
             </w:r>
             <w:proofErr w:type="spellStart"/>
             <w:r>
-              <w:t>project</w:t>
-            </w:r>
-            <w:proofErr w:type="gramEnd"/>
-            <w:r>
-              <w:t>_title</w:t>
+              <w:t>project_title</w:t>
             </w:r>
             <w:proofErr w:type="spellEnd"/>
             <w:r>
@@ -344,13 +314,8 @@
             <w:r>
               <w:t xml:space="preserve"> </w:t>
             </w:r>
-            <w:proofErr w:type="gramStart"/>
-            <w:r>
-              <w:t>{{ pi_info.name</w:t>
-            </w:r>
-            <w:proofErr w:type="gramEnd"/>
-            <w:r>
-              <w:t xml:space="preserve"> }}</w:t>
+            <w:r>
+              <w:t>{{ pi_info.name }}</w:t>
             </w:r>
           </w:p>
         </w:tc>
@@ -373,24 +338,14 @@
             <w:shd w:val="clear" w:color="auto" w:fill="E7FFFF"/>
           </w:tcPr>
           <w:p>
-            <w:proofErr w:type="gramStart"/>
             <w:r>
               <w:t xml:space="preserve">{{ </w:t>
             </w:r>
             <w:proofErr w:type="spellStart"/>
             <w:r>
-              <w:t>pi</w:t>
-            </w:r>
-            <w:proofErr w:type="gramEnd"/>
-            <w:r>
-              <w:t>_</w:t>
-            </w:r>
-            <w:proofErr w:type="gramStart"/>
-            <w:r>
-              <w:t>info.title</w:t>
+              <w:t>pi_info.title</w:t>
             </w:r>
             <w:proofErr w:type="spellEnd"/>
-            <w:proofErr w:type="gramEnd"/>
             <w:r>
               <w:t xml:space="preserve"> }}</w:t>
             </w:r>
@@ -410,24 +365,14 @@
             <w:r>
               <w:t xml:space="preserve"> </w:t>
             </w:r>
-            <w:proofErr w:type="gramStart"/>
             <w:r>
               <w:t xml:space="preserve">{{ </w:t>
             </w:r>
             <w:proofErr w:type="spellStart"/>
             <w:r>
-              <w:t>pi</w:t>
-            </w:r>
-            <w:proofErr w:type="gramEnd"/>
-            <w:r>
-              <w:t>_</w:t>
-            </w:r>
-            <w:proofErr w:type="gramStart"/>
-            <w:r>
-              <w:t>info.department</w:t>
+              <w:t>pi_info.department</w:t>
             </w:r>
             <w:proofErr w:type="spellEnd"/>
-            <w:proofErr w:type="gramEnd"/>
             <w:r>
               <w:t xml:space="preserve"> }}</w:t>
             </w:r>
@@ -450,24 +395,14 @@
             <w:gridSpan w:val="4"/>
           </w:tcPr>
           <w:p>
-            <w:proofErr w:type="gramStart"/>
             <w:r>
               <w:t xml:space="preserve">{{ </w:t>
             </w:r>
             <w:proofErr w:type="spellStart"/>
             <w:r>
-              <w:t>pi</w:t>
-            </w:r>
-            <w:proofErr w:type="gramEnd"/>
-            <w:r>
-              <w:t>_</w:t>
-            </w:r>
-            <w:proofErr w:type="gramStart"/>
-            <w:r>
-              <w:t>info.phone</w:t>
+              <w:t>pi_info.phone</w:t>
             </w:r>
             <w:proofErr w:type="spellEnd"/>
-            <w:proofErr w:type="gramEnd"/>
             <w:r>
               <w:t xml:space="preserve"> }}</w:t>
             </w:r>
@@ -487,24 +422,14 @@
             <w:r>
               <w:t xml:space="preserve"> </w:t>
             </w:r>
-            <w:proofErr w:type="gramStart"/>
             <w:r>
               <w:t xml:space="preserve">{{ </w:t>
             </w:r>
             <w:proofErr w:type="spellStart"/>
             <w:r>
-              <w:t>pi</w:t>
-            </w:r>
-            <w:proofErr w:type="gramEnd"/>
-            <w:r>
-              <w:t>_</w:t>
-            </w:r>
-            <w:proofErr w:type="gramStart"/>
-            <w:r>
-              <w:t>info.building</w:t>
+              <w:t>pi_info.building</w:t>
             </w:r>
             <w:proofErr w:type="spellEnd"/>
-            <w:proofErr w:type="gramEnd"/>
             <w:r>
               <w:t xml:space="preserve"> }}</w:t>
             </w:r>
@@ -527,24 +452,14 @@
             <w:gridSpan w:val="4"/>
           </w:tcPr>
           <w:p>
-            <w:proofErr w:type="gramStart"/>
             <w:r>
               <w:t xml:space="preserve">{{ </w:t>
             </w:r>
             <w:proofErr w:type="spellStart"/>
             <w:r>
-              <w:t>pi</w:t>
-            </w:r>
-            <w:proofErr w:type="gramEnd"/>
-            <w:r>
-              <w:t>_</w:t>
-            </w:r>
-            <w:proofErr w:type="gramStart"/>
-            <w:r>
-              <w:t>info.room</w:t>
+              <w:t>pi_info.room</w:t>
             </w:r>
             <w:proofErr w:type="spellEnd"/>
-            <w:proofErr w:type="gramEnd"/>
             <w:r>
               <w:t xml:space="preserve"> }}</w:t>
             </w:r>
@@ -579,25 +494,12 @@
             <w:r>
               <w:t xml:space="preserve"> </w:t>
             </w:r>
-            <w:proofErr w:type="gramStart"/>
             <w:r>
               <w:t xml:space="preserve">{{ </w:t>
             </w:r>
             <w:proofErr w:type="spellStart"/>
             <w:r>
-              <w:t>pi</w:t>
-            </w:r>
-            <w:proofErr w:type="gramEnd"/>
-            <w:r>
-              <w:t>_</w:t>
-            </w:r>
-            <w:proofErr w:type="gramStart"/>
-            <w:r>
-              <w:t>info.email</w:t>
-            </w:r>
-            <w:proofErr w:type="gramEnd"/>
-            <w:r>
-              <w:t>_address</w:t>
+              <w:t>pi_info.email_address</w:t>
             </w:r>
             <w:proofErr w:type="spellEnd"/>
             <w:r>
@@ -628,7 +530,6 @@
             </w:tcBorders>
           </w:tcPr>
           <w:p>
-            <w:proofErr w:type="gramStart"/>
             <w:r>
               <w:t xml:space="preserve">{{ </w:t>
             </w:r>
@@ -637,7 +538,6 @@
               <w:t>pi_info.fax</w:t>
             </w:r>
             <w:proofErr w:type="spellEnd"/>
-            <w:proofErr w:type="gramEnd"/>
             <w:r>
               <w:t xml:space="preserve"> }}</w:t>
             </w:r>
@@ -679,13 +579,8 @@
             <w:r>
               <w:t xml:space="preserve"> </w:t>
             </w:r>
-            <w:proofErr w:type="gramStart"/>
-            <w:r>
-              <w:t>{{ co_investigator_info.name</w:t>
-            </w:r>
-            <w:proofErr w:type="gramEnd"/>
-            <w:r>
-              <w:t xml:space="preserve"> }}</w:t>
+            <w:r>
+              <w:t>{{ co_investigator_info.name }}</w:t>
             </w:r>
           </w:p>
         </w:tc>
@@ -708,24 +603,14 @@
             <w:shd w:val="clear" w:color="auto" w:fill="E7FFFF"/>
           </w:tcPr>
           <w:p>
-            <w:proofErr w:type="gramStart"/>
             <w:r>
               <w:t xml:space="preserve">{{ </w:t>
             </w:r>
             <w:proofErr w:type="spellStart"/>
             <w:r>
-              <w:t>co</w:t>
-            </w:r>
-            <w:proofErr w:type="gramEnd"/>
-            <w:r>
-              <w:t>_investigator_</w:t>
-            </w:r>
-            <w:proofErr w:type="gramStart"/>
-            <w:r>
-              <w:t>info.title</w:t>
+              <w:t>co_investigator_info.title</w:t>
             </w:r>
             <w:proofErr w:type="spellEnd"/>
-            <w:proofErr w:type="gramEnd"/>
             <w:r>
               <w:t xml:space="preserve"> }}</w:t>
             </w:r>
@@ -745,24 +630,14 @@
             <w:r>
               <w:t xml:space="preserve"> </w:t>
             </w:r>
-            <w:proofErr w:type="gramStart"/>
             <w:r>
               <w:t xml:space="preserve">{{ </w:t>
             </w:r>
             <w:proofErr w:type="spellStart"/>
             <w:r>
-              <w:t>co</w:t>
-            </w:r>
-            <w:proofErr w:type="gramEnd"/>
-            <w:r>
-              <w:t>_investigator_</w:t>
-            </w:r>
-            <w:proofErr w:type="gramStart"/>
-            <w:r>
-              <w:t>info.department</w:t>
+              <w:t>co_investigator_info.department</w:t>
             </w:r>
             <w:proofErr w:type="spellEnd"/>
-            <w:proofErr w:type="gramEnd"/>
             <w:r>
               <w:t xml:space="preserve"> }}</w:t>
             </w:r>
@@ -785,24 +660,14 @@
             <w:gridSpan w:val="4"/>
           </w:tcPr>
           <w:p>
-            <w:proofErr w:type="gramStart"/>
             <w:r>
               <w:t xml:space="preserve">{{ </w:t>
             </w:r>
             <w:proofErr w:type="spellStart"/>
             <w:r>
-              <w:t>co</w:t>
-            </w:r>
-            <w:proofErr w:type="gramEnd"/>
-            <w:r>
-              <w:t>_investigator_</w:t>
-            </w:r>
-            <w:proofErr w:type="gramStart"/>
-            <w:r>
-              <w:t>info.phone</w:t>
+              <w:t>co_investigator_info.phone</w:t>
             </w:r>
             <w:proofErr w:type="spellEnd"/>
-            <w:proofErr w:type="gramEnd"/>
             <w:r>
               <w:t xml:space="preserve"> }}</w:t>
             </w:r>
@@ -822,24 +687,14 @@
             <w:r>
               <w:t xml:space="preserve"> </w:t>
             </w:r>
-            <w:proofErr w:type="gramStart"/>
             <w:r>
               <w:t xml:space="preserve">{{ </w:t>
             </w:r>
             <w:proofErr w:type="spellStart"/>
             <w:r>
-              <w:t>co</w:t>
-            </w:r>
-            <w:proofErr w:type="gramEnd"/>
-            <w:r>
-              <w:t>_investigator_</w:t>
-            </w:r>
-            <w:proofErr w:type="gramStart"/>
-            <w:r>
-              <w:t>info.building</w:t>
+              <w:t>co_investigator_info.building</w:t>
             </w:r>
             <w:proofErr w:type="spellEnd"/>
-            <w:proofErr w:type="gramEnd"/>
             <w:r>
               <w:t xml:space="preserve"> }}</w:t>
             </w:r>
@@ -862,24 +717,14 @@
             <w:gridSpan w:val="4"/>
           </w:tcPr>
           <w:p>
-            <w:proofErr w:type="gramStart"/>
             <w:r>
               <w:t xml:space="preserve">{{ </w:t>
             </w:r>
             <w:proofErr w:type="spellStart"/>
             <w:r>
-              <w:t>co</w:t>
-            </w:r>
-            <w:proofErr w:type="gramEnd"/>
-            <w:r>
-              <w:t>_investigator_</w:t>
-            </w:r>
-            <w:proofErr w:type="gramStart"/>
-            <w:r>
-              <w:t>info.room</w:t>
+              <w:t>co_investigator_info.room</w:t>
             </w:r>
             <w:proofErr w:type="spellEnd"/>
-            <w:proofErr w:type="gramEnd"/>
             <w:r>
               <w:t xml:space="preserve"> }}</w:t>
             </w:r>
@@ -905,25 +750,12 @@
             <w:r>
               <w:t xml:space="preserve"> </w:t>
             </w:r>
-            <w:proofErr w:type="gramStart"/>
             <w:r>
               <w:t xml:space="preserve">{{ </w:t>
             </w:r>
             <w:proofErr w:type="spellStart"/>
             <w:r>
-              <w:t>co</w:t>
-            </w:r>
-            <w:proofErr w:type="gramEnd"/>
-            <w:r>
-              <w:t>_investigator_</w:t>
-            </w:r>
-            <w:proofErr w:type="gramStart"/>
-            <w:r>
-              <w:t>info.email</w:t>
-            </w:r>
-            <w:proofErr w:type="gramEnd"/>
-            <w:r>
-              <w:t>_address</w:t>
+              <w:t>co_investigator_info.email_address</w:t>
             </w:r>
             <w:proofErr w:type="spellEnd"/>
             <w:r>
@@ -954,7 +786,6 @@
             </w:tcBorders>
           </w:tcPr>
           <w:p>
-            <w:proofErr w:type="gramStart"/>
             <w:r>
               <w:t xml:space="preserve">{{ </w:t>
             </w:r>
@@ -963,7 +794,6 @@
               <w:t>co_investigator_info.fax</w:t>
             </w:r>
             <w:proofErr w:type="spellEnd"/>
-            <w:proofErr w:type="gramEnd"/>
             <w:r>
               <w:t xml:space="preserve"> }}</w:t>
             </w:r>
@@ -1010,13 +840,8 @@
             <w:r>
               <w:t xml:space="preserve"> </w:t>
             </w:r>
-            <w:proofErr w:type="gramStart"/>
-            <w:r>
-              <w:t>{{ lab_contact_info.name</w:t>
-            </w:r>
-            <w:proofErr w:type="gramEnd"/>
-            <w:r>
-              <w:t xml:space="preserve"> }}</w:t>
+            <w:r>
+              <w:t>{{ lab_contact_info.name }}</w:t>
             </w:r>
           </w:p>
         </w:tc>
@@ -1039,24 +864,14 @@
             <w:shd w:val="clear" w:color="auto" w:fill="E7FFFF"/>
           </w:tcPr>
           <w:p>
-            <w:proofErr w:type="gramStart"/>
             <w:r>
               <w:t xml:space="preserve">{{ </w:t>
             </w:r>
             <w:proofErr w:type="spellStart"/>
             <w:r>
-              <w:t>lab</w:t>
-            </w:r>
-            <w:proofErr w:type="gramEnd"/>
-            <w:r>
-              <w:t>_contact_</w:t>
-            </w:r>
-            <w:proofErr w:type="gramStart"/>
-            <w:r>
-              <w:t>info.title</w:t>
+              <w:t>lab_contact_info.title</w:t>
             </w:r>
             <w:proofErr w:type="spellEnd"/>
-            <w:proofErr w:type="gramEnd"/>
             <w:r>
               <w:t xml:space="preserve"> }}</w:t>
             </w:r>
@@ -1076,24 +891,14 @@
             <w:r>
               <w:t xml:space="preserve"> </w:t>
             </w:r>
-            <w:proofErr w:type="gramStart"/>
             <w:r>
               <w:t xml:space="preserve">{{ </w:t>
             </w:r>
             <w:proofErr w:type="spellStart"/>
             <w:r>
-              <w:t>lab</w:t>
-            </w:r>
-            <w:proofErr w:type="gramEnd"/>
-            <w:r>
-              <w:t>_contact_</w:t>
-            </w:r>
-            <w:proofErr w:type="gramStart"/>
-            <w:r>
-              <w:t>info.department</w:t>
+              <w:t>lab_contact_info.department</w:t>
             </w:r>
             <w:proofErr w:type="spellEnd"/>
-            <w:proofErr w:type="gramEnd"/>
             <w:r>
               <w:t xml:space="preserve"> }}</w:t>
             </w:r>
@@ -1116,24 +921,14 @@
             <w:gridSpan w:val="4"/>
           </w:tcPr>
           <w:p>
-            <w:proofErr w:type="gramStart"/>
             <w:r>
               <w:t xml:space="preserve">{{ </w:t>
             </w:r>
             <w:proofErr w:type="spellStart"/>
             <w:r>
-              <w:t>lab</w:t>
-            </w:r>
-            <w:proofErr w:type="gramEnd"/>
-            <w:r>
-              <w:t>_contact_</w:t>
-            </w:r>
-            <w:proofErr w:type="gramStart"/>
-            <w:r>
-              <w:t>info.phone</w:t>
+              <w:t>lab_contact_info.phone</w:t>
             </w:r>
             <w:proofErr w:type="spellEnd"/>
-            <w:proofErr w:type="gramEnd"/>
             <w:r>
               <w:t xml:space="preserve"> }}</w:t>
             </w:r>
@@ -1153,24 +948,14 @@
             <w:r>
               <w:t xml:space="preserve"> </w:t>
             </w:r>
-            <w:proofErr w:type="gramStart"/>
             <w:r>
               <w:t xml:space="preserve">{{ </w:t>
             </w:r>
             <w:proofErr w:type="spellStart"/>
             <w:r>
-              <w:t>lab</w:t>
-            </w:r>
-            <w:proofErr w:type="gramEnd"/>
-            <w:r>
-              <w:t>_contact_</w:t>
-            </w:r>
-            <w:proofErr w:type="gramStart"/>
-            <w:r>
-              <w:t>info.building</w:t>
+              <w:t>lab_contact_info.building</w:t>
             </w:r>
             <w:proofErr w:type="spellEnd"/>
-            <w:proofErr w:type="gramEnd"/>
             <w:r>
               <w:t xml:space="preserve"> }}</w:t>
             </w:r>
@@ -1193,24 +978,14 @@
             <w:gridSpan w:val="4"/>
           </w:tcPr>
           <w:p>
-            <w:proofErr w:type="gramStart"/>
             <w:r>
               <w:t xml:space="preserve">{{ </w:t>
             </w:r>
             <w:proofErr w:type="spellStart"/>
             <w:r>
-              <w:t>lab</w:t>
-            </w:r>
-            <w:proofErr w:type="gramEnd"/>
-            <w:r>
-              <w:t>_contact_</w:t>
-            </w:r>
-            <w:proofErr w:type="gramStart"/>
-            <w:r>
-              <w:t>info.room</w:t>
+              <w:t>lab_contact_info.room</w:t>
             </w:r>
             <w:proofErr w:type="spellEnd"/>
-            <w:proofErr w:type="gramEnd"/>
             <w:r>
               <w:t xml:space="preserve"> }}</w:t>
             </w:r>
@@ -1245,25 +1020,12 @@
             <w:r>
               <w:t xml:space="preserve"> </w:t>
             </w:r>
-            <w:proofErr w:type="gramStart"/>
             <w:r>
               <w:t xml:space="preserve">{{ </w:t>
             </w:r>
             <w:proofErr w:type="spellStart"/>
             <w:r>
-              <w:t>lab</w:t>
-            </w:r>
-            <w:proofErr w:type="gramEnd"/>
-            <w:r>
-              <w:t>_contact_</w:t>
-            </w:r>
-            <w:proofErr w:type="gramStart"/>
-            <w:r>
-              <w:t>info.email</w:t>
-            </w:r>
-            <w:proofErr w:type="gramEnd"/>
-            <w:r>
-              <w:t>_address</w:t>
+              <w:t>lab_contact_info.email_address</w:t>
             </w:r>
             <w:proofErr w:type="spellEnd"/>
             <w:r>
@@ -1294,7 +1056,6 @@
             </w:tcBorders>
           </w:tcPr>
           <w:p>
-            <w:proofErr w:type="gramStart"/>
             <w:r>
               <w:t xml:space="preserve">{{ </w:t>
             </w:r>
@@ -1303,7 +1064,6 @@
               <w:t>lab_contact_info.fax</w:t>
             </w:r>
             <w:proofErr w:type="spellEnd"/>
-            <w:proofErr w:type="gramEnd"/>
             <w:r>
               <w:t xml:space="preserve"> }}</w:t>
             </w:r>
@@ -1496,27 +1256,21 @@
         </w:tc>
       </w:tr>
       <w:tr>
-        <w:trPr>
-          <w:trHeight w:val="133"/>
-        </w:trPr>
         <w:tc>
           <w:tcPr>
             <w:tcW w:w="3420" w:type="dxa"/>
             <w:gridSpan w:val="3"/>
           </w:tcPr>
           <w:p>
-            <w:pPr>
+            <w:r>
               <w:rPr>
                 <w:sz w:val="20"/>
                 <w:szCs w:val="20"/>
               </w:rPr>
-            </w:pPr>
-            <w:r>
-              <w:rPr>
-                <w:sz w:val="20"/>
-                <w:szCs w:val="20"/>
-              </w:rPr>
               <w:t>{% for p in personnel %}</w:t>
+            </w:r>
+            <w:r>
+              <w:t>{{ p.name }}</w:t>
             </w:r>
           </w:p>
         </w:tc>
@@ -1534,6 +1288,12 @@
                 <w:noProof/>
               </w:rPr>
             </w:pPr>
+            <w:r>
+              <w:rPr>
+                <w:noProof/>
+              </w:rPr>
+              <w:t>{{ p.phone }}</w:t>
+            </w:r>
           </w:p>
         </w:tc>
         <w:tc>
@@ -1551,91 +1311,6 @@
                 <w:noProof/>
               </w:rPr>
             </w:pPr>
-          </w:p>
-        </w:tc>
-        <w:tc>
-          <w:tcPr>
-            <w:tcW w:w="1440" w:type="dxa"/>
-            <w:gridSpan w:val="3"/>
-          </w:tcPr>
-          <w:p>
-            <w:pPr>
-              <w:jc w:val="center"/>
-              <w:rPr>
-                <w:noProof/>
-              </w:rPr>
-            </w:pPr>
-          </w:p>
-        </w:tc>
-        <w:tc>
-          <w:tcPr>
-            <w:tcW w:w="1260" w:type="dxa"/>
-            <w:gridSpan w:val="2"/>
-          </w:tcPr>
-          <w:p>
-            <w:pPr>
-              <w:jc w:val="center"/>
-              <w:rPr>
-                <w:noProof/>
-              </w:rPr>
-            </w:pPr>
-          </w:p>
-        </w:tc>
-      </w:tr>
-      <w:tr>
-        <w:tc>
-          <w:tcPr>
-            <w:tcW w:w="3420" w:type="dxa"/>
-            <w:gridSpan w:val="3"/>
-          </w:tcPr>
-          <w:p>
-            <w:proofErr w:type="gramStart"/>
-            <w:r>
-              <w:t>{{ p</w:t>
-            </w:r>
-            <w:proofErr w:type="gramEnd"/>
-            <w:r>
-              <w:t>.name }}</w:t>
-            </w:r>
-          </w:p>
-        </w:tc>
-        <w:tc>
-          <w:tcPr>
-            <w:tcW w:w="2160" w:type="dxa"/>
-            <w:gridSpan w:val="4"/>
-            <w:tcBorders>
-              <w:right w:val="single" w:sz="18" w:space="0" w:color="auto"/>
-            </w:tcBorders>
-          </w:tcPr>
-          <w:p>
-            <w:pPr>
-              <w:rPr>
-                <w:noProof/>
-              </w:rPr>
-            </w:pPr>
-            <w:r>
-              <w:rPr>
-                <w:noProof/>
-              </w:rPr>
-              <w:t>{{ p.phone }}</w:t>
-            </w:r>
-          </w:p>
-        </w:tc>
-        <w:tc>
-          <w:tcPr>
-            <w:tcW w:w="1260" w:type="dxa"/>
-            <w:gridSpan w:val="2"/>
-            <w:tcBorders>
-              <w:left w:val="single" w:sz="18" w:space="0" w:color="auto"/>
-            </w:tcBorders>
-          </w:tcPr>
-          <w:p>
-            <w:pPr>
-              <w:jc w:val="center"/>
-              <w:rPr>
-                <w:noProof/>
-              </w:rPr>
-            </w:pPr>
             <w:r>
               <w:rPr>
                 <w:noProof/>
@@ -1699,7 +1374,6 @@
               <w:rPr>
                 <w:noProof/>
               </w:rPr>
-              <w:lastRenderedPageBreak/>
               <w:t>{% endfor %}</w:t>
             </w:r>
           </w:p>
@@ -1774,6 +1448,7 @@
               <w:rPr>
                 <w:b/>
               </w:rPr>
+              <w:lastRenderedPageBreak/>
               <w:t>Section 3.</w:t>
             </w:r>
           </w:p>
@@ -2179,6 +1854,12 @@
               </w:rPr>
               <w:t>{% for r in room_usage %}</w:t>
             </w:r>
+            <w:r>
+              <w:rPr>
+                <w:noProof/>
+              </w:rPr>
+              <w:t>{{ r.building }}</w:t>
+            </w:r>
           </w:p>
         </w:tc>
         <w:tc>
@@ -2191,6 +1872,12 @@
                 <w:noProof/>
               </w:rPr>
             </w:pPr>
+            <w:r>
+              <w:rPr>
+                <w:noProof/>
+              </w:rPr>
+              <w:t>{{ r.room_number }}</w:t>
+            </w:r>
           </w:p>
         </w:tc>
         <w:tc>
@@ -2199,160 +1886,23 @@
             <w:gridSpan w:val="2"/>
           </w:tcPr>
           <w:p>
-            <w:pPr>
+            <w:r>
               <w:rPr>
                 <w:noProof/>
               </w:rPr>
-            </w:pPr>
-          </w:p>
-        </w:tc>
-        <w:tc>
-          <w:tcPr>
-            <w:tcW w:w="900" w:type="dxa"/>
-          </w:tcPr>
-          <w:p>
-            <w:pPr>
+              <w:t>{% if r.</w:t>
+            </w:r>
+            <w:r>
               <w:rPr>
                 <w:noProof/>
               </w:rPr>
-            </w:pPr>
-          </w:p>
-        </w:tc>
-        <w:tc>
-          <w:tcPr>
-            <w:tcW w:w="720" w:type="dxa"/>
-          </w:tcPr>
-          <w:p>
-            <w:pPr>
-              <w:jc w:val="center"/>
+              <w:t xml:space="preserve">shared_room </w:t>
+            </w:r>
+            <w:r>
               <w:rPr>
                 <w:noProof/>
               </w:rPr>
-            </w:pPr>
-          </w:p>
-        </w:tc>
-        <w:tc>
-          <w:tcPr>
-            <w:tcW w:w="900" w:type="dxa"/>
-            <w:gridSpan w:val="2"/>
-          </w:tcPr>
-          <w:p>
-            <w:pPr>
-              <w:jc w:val="center"/>
-              <w:rPr>
-                <w:noProof/>
-              </w:rPr>
-            </w:pPr>
-          </w:p>
-        </w:tc>
-        <w:tc>
-          <w:tcPr>
-            <w:tcW w:w="900" w:type="dxa"/>
-            <w:gridSpan w:val="2"/>
-          </w:tcPr>
-          <w:p>
-            <w:pPr>
-              <w:jc w:val="center"/>
-              <w:rPr>
-                <w:noProof/>
-              </w:rPr>
-            </w:pPr>
-          </w:p>
-        </w:tc>
-        <w:tc>
-          <w:tcPr>
-            <w:tcW w:w="900" w:type="dxa"/>
-          </w:tcPr>
-          <w:p>
-            <w:pPr>
-              <w:jc w:val="center"/>
-              <w:rPr>
-                <w:noProof/>
-              </w:rPr>
-            </w:pPr>
-          </w:p>
-        </w:tc>
-        <w:tc>
-          <w:tcPr>
-            <w:tcW w:w="900" w:type="dxa"/>
-            <w:gridSpan w:val="2"/>
-          </w:tcPr>
-          <w:p>
-            <w:pPr>
-              <w:jc w:val="center"/>
-              <w:rPr>
-                <w:noProof/>
-              </w:rPr>
-            </w:pPr>
-          </w:p>
-        </w:tc>
-        <w:tc>
-          <w:tcPr>
-            <w:tcW w:w="720" w:type="dxa"/>
-          </w:tcPr>
-          <w:p>
-            <w:pPr>
-              <w:jc w:val="center"/>
-              <w:rPr>
-                <w:noProof/>
-              </w:rPr>
-            </w:pPr>
-          </w:p>
-        </w:tc>
-      </w:tr>
-      <w:tr>
-        <w:tc>
-          <w:tcPr>
-            <w:tcW w:w="1800" w:type="dxa"/>
-          </w:tcPr>
-          <w:p>
-            <w:pPr>
-              <w:rPr>
-                <w:noProof/>
-              </w:rPr>
-            </w:pPr>
-            <w:r>
-              <w:rPr>
-                <w:noProof/>
-              </w:rPr>
-              <w:t>{{ r.building }}</w:t>
-            </w:r>
-          </w:p>
-        </w:tc>
-        <w:tc>
-          <w:tcPr>
-            <w:tcW w:w="900" w:type="dxa"/>
-          </w:tcPr>
-          <w:p>
-            <w:pPr>
-              <w:rPr>
-                <w:noProof/>
-              </w:rPr>
-            </w:pPr>
-            <w:r>
-              <w:rPr>
-                <w:noProof/>
-              </w:rPr>
-              <w:t>{{ r.room_number }}</w:t>
-            </w:r>
-          </w:p>
-        </w:tc>
-        <w:tc>
-          <w:tcPr>
-            <w:tcW w:w="900" w:type="dxa"/>
-            <w:gridSpan w:val="2"/>
-          </w:tcPr>
-          <w:p>
-            <w:pPr>
-              <w:rPr>
-                <w:noProof/>
-              </w:rPr>
-            </w:pPr>
-            <w:r>
-              <w:rPr>
-                <w:noProof/>
-              </w:rPr>
-              <w:t>{{ r.shared_room }}</w:t>
+              <w:t xml:space="preserve"> %} Yes {% else %} No {% endif %}</w:t>
             </w:r>
           </w:p>
         </w:tc>
@@ -2592,216 +2142,6 @@
       <w:tr>
         <w:tc>
           <w:tcPr>
-            <w:tcW w:w="1800" w:type="dxa"/>
-          </w:tcPr>
-          <w:p/>
-        </w:tc>
-        <w:tc>
-          <w:tcPr>
-            <w:tcW w:w="900" w:type="dxa"/>
-          </w:tcPr>
-          <w:p/>
-        </w:tc>
-        <w:tc>
-          <w:tcPr>
-            <w:tcW w:w="900" w:type="dxa"/>
-            <w:gridSpan w:val="2"/>
-          </w:tcPr>
-          <w:p/>
-        </w:tc>
-        <w:tc>
-          <w:tcPr>
-            <w:tcW w:w="900" w:type="dxa"/>
-          </w:tcPr>
-          <w:p/>
-        </w:tc>
-        <w:tc>
-          <w:tcPr>
-            <w:tcW w:w="720" w:type="dxa"/>
-          </w:tcPr>
-          <w:p>
-            <w:pPr>
-              <w:jc w:val="center"/>
-            </w:pPr>
-          </w:p>
-        </w:tc>
-        <w:tc>
-          <w:tcPr>
-            <w:tcW w:w="900" w:type="dxa"/>
-            <w:gridSpan w:val="2"/>
-          </w:tcPr>
-          <w:p>
-            <w:pPr>
-              <w:jc w:val="center"/>
-            </w:pPr>
-          </w:p>
-        </w:tc>
-        <w:tc>
-          <w:tcPr>
-            <w:tcW w:w="900" w:type="dxa"/>
-            <w:gridSpan w:val="2"/>
-          </w:tcPr>
-          <w:p>
-            <w:pPr>
-              <w:jc w:val="center"/>
-            </w:pPr>
-          </w:p>
-        </w:tc>
-        <w:tc>
-          <w:tcPr>
-            <w:tcW w:w="900" w:type="dxa"/>
-          </w:tcPr>
-          <w:p>
-            <w:pPr>
-              <w:jc w:val="center"/>
-            </w:pPr>
-          </w:p>
-        </w:tc>
-        <w:tc>
-          <w:tcPr>
-            <w:tcW w:w="900" w:type="dxa"/>
-            <w:gridSpan w:val="2"/>
-          </w:tcPr>
-          <w:p>
-            <w:pPr>
-              <w:jc w:val="center"/>
-            </w:pPr>
-          </w:p>
-        </w:tc>
-        <w:tc>
-          <w:tcPr>
-            <w:tcW w:w="720" w:type="dxa"/>
-          </w:tcPr>
-          <w:p>
-            <w:pPr>
-              <w:jc w:val="center"/>
-            </w:pPr>
-          </w:p>
-        </w:tc>
-      </w:tr>
-      <w:tr>
-        <w:tc>
-          <w:tcPr>
-            <w:tcW w:w="1800" w:type="dxa"/>
-            <w:tcBorders>
-              <w:bottom w:val="single" w:sz="8" w:space="0" w:color="auto"/>
-            </w:tcBorders>
-          </w:tcPr>
-          <w:p/>
-        </w:tc>
-        <w:tc>
-          <w:tcPr>
-            <w:tcW w:w="900" w:type="dxa"/>
-            <w:tcBorders>
-              <w:bottom w:val="single" w:sz="8" w:space="0" w:color="auto"/>
-            </w:tcBorders>
-          </w:tcPr>
-          <w:p/>
-        </w:tc>
-        <w:tc>
-          <w:tcPr>
-            <w:tcW w:w="900" w:type="dxa"/>
-            <w:gridSpan w:val="2"/>
-            <w:tcBorders>
-              <w:bottom w:val="single" w:sz="8" w:space="0" w:color="auto"/>
-            </w:tcBorders>
-          </w:tcPr>
-          <w:p/>
-        </w:tc>
-        <w:tc>
-          <w:tcPr>
-            <w:tcW w:w="900" w:type="dxa"/>
-            <w:tcBorders>
-              <w:bottom w:val="single" w:sz="8" w:space="0" w:color="auto"/>
-            </w:tcBorders>
-          </w:tcPr>
-          <w:p/>
-        </w:tc>
-        <w:tc>
-          <w:tcPr>
-            <w:tcW w:w="720" w:type="dxa"/>
-            <w:tcBorders>
-              <w:bottom w:val="single" w:sz="8" w:space="0" w:color="auto"/>
-            </w:tcBorders>
-          </w:tcPr>
-          <w:p>
-            <w:pPr>
-              <w:jc w:val="center"/>
-            </w:pPr>
-          </w:p>
-        </w:tc>
-        <w:tc>
-          <w:tcPr>
-            <w:tcW w:w="900" w:type="dxa"/>
-            <w:gridSpan w:val="2"/>
-            <w:tcBorders>
-              <w:bottom w:val="single" w:sz="8" w:space="0" w:color="auto"/>
-            </w:tcBorders>
-          </w:tcPr>
-          <w:p>
-            <w:pPr>
-              <w:jc w:val="center"/>
-            </w:pPr>
-          </w:p>
-        </w:tc>
-        <w:tc>
-          <w:tcPr>
-            <w:tcW w:w="900" w:type="dxa"/>
-            <w:gridSpan w:val="2"/>
-            <w:tcBorders>
-              <w:bottom w:val="single" w:sz="8" w:space="0" w:color="auto"/>
-            </w:tcBorders>
-          </w:tcPr>
-          <w:p>
-            <w:pPr>
-              <w:jc w:val="center"/>
-            </w:pPr>
-          </w:p>
-        </w:tc>
-        <w:tc>
-          <w:tcPr>
-            <w:tcW w:w="900" w:type="dxa"/>
-            <w:tcBorders>
-              <w:bottom w:val="single" w:sz="8" w:space="0" w:color="auto"/>
-            </w:tcBorders>
-          </w:tcPr>
-          <w:p>
-            <w:pPr>
-              <w:jc w:val="center"/>
-            </w:pPr>
-          </w:p>
-        </w:tc>
-        <w:tc>
-          <w:tcPr>
-            <w:tcW w:w="900" w:type="dxa"/>
-            <w:gridSpan w:val="2"/>
-            <w:tcBorders>
-              <w:bottom w:val="single" w:sz="8" w:space="0" w:color="auto"/>
-            </w:tcBorders>
-          </w:tcPr>
-          <w:p>
-            <w:pPr>
-              <w:jc w:val="center"/>
-            </w:pPr>
-          </w:p>
-        </w:tc>
-        <w:tc>
-          <w:tcPr>
-            <w:tcW w:w="720" w:type="dxa"/>
-            <w:tcBorders>
-              <w:bottom w:val="single" w:sz="8" w:space="0" w:color="auto"/>
-            </w:tcBorders>
-          </w:tcPr>
-          <w:p>
-            <w:pPr>
-              <w:jc w:val="center"/>
-            </w:pPr>
-          </w:p>
-        </w:tc>
-      </w:tr>
-      <w:tr>
-        <w:tc>
-          <w:tcPr>
             <w:tcW w:w="7020" w:type="dxa"/>
             <w:gridSpan w:val="10"/>
             <w:shd w:val="clear" w:color="auto" w:fill="E7FFFF"/>
@@ -2840,111 +2180,32 @@
               <w:t>rb</w:t>
             </w:r>
             <w:r>
-              <w:t>_approval_</w:t>
-            </w:r>
-            <w:proofErr w:type="gramStart"/>
-            <w:r>
-              <w:t>sought</w:t>
+              <w:t>_approval_sought</w:t>
             </w:r>
             <w:proofErr w:type="spellEnd"/>
             <w:r>
-              <w:t xml:space="preserve"> %}</w:t>
-            </w:r>
-            <w:proofErr w:type="gramEnd"/>
+              <w:t xml:space="preserve"> %}Yes {% else %}No {% endif %}</w:t>
+            </w:r>
             <w:r>
               <w:t xml:space="preserve"> </w:t>
             </w:r>
-            <w:proofErr w:type="gramStart"/>
-            <w:r>
-              <w:t>Yes {%</w:t>
-            </w:r>
-            <w:proofErr w:type="gramEnd"/>
-            <w:r>
-              <w:t xml:space="preserve"> </w:t>
-            </w:r>
-            <w:proofErr w:type="gramStart"/>
-            <w:r>
-              <w:t>else %}</w:t>
-            </w:r>
-            <w:proofErr w:type="gramEnd"/>
-            <w:r>
-              <w:t xml:space="preserve"> </w:t>
-            </w:r>
-            <w:proofErr w:type="gramStart"/>
-            <w:r>
-              <w:t>No {%</w:t>
-            </w:r>
-            <w:proofErr w:type="gramEnd"/>
-            <w:r>
-              <w:t xml:space="preserve"> endif </w:t>
-            </w:r>
-            <w:proofErr w:type="gramStart"/>
-            <w:r>
-              <w:t>%}</w:t>
-            </w:r>
-            <w:r>
-              <w:t xml:space="preserve">   </w:t>
-            </w:r>
-            <w:proofErr w:type="gramEnd"/>
-            <w:r>
-              <w:t xml:space="preserve"> </w:t>
-            </w:r>
-            <w:proofErr w:type="gramStart"/>
             <w:r>
               <w:t xml:space="preserve">IRB  </w:t>
             </w:r>
             <w:r>
-              <w:t>{</w:t>
-            </w:r>
-            <w:proofErr w:type="gramEnd"/>
-            <w:r>
-              <w:t xml:space="preserve">% if </w:t>
+              <w:t>|</w:t>
+            </w:r>
+            <w:r>
+              <w:t xml:space="preserve">{% if </w:t>
             </w:r>
             <w:proofErr w:type="spellStart"/>
             <w:r>
-              <w:t>iacuc_approval_</w:t>
-            </w:r>
-            <w:proofErr w:type="gramStart"/>
-            <w:r>
-              <w:t>sought</w:t>
+              <w:t>iacuc_approval_sought</w:t>
             </w:r>
             <w:proofErr w:type="spellEnd"/>
             <w:r>
-              <w:t xml:space="preserve"> %}</w:t>
-            </w:r>
-            <w:proofErr w:type="gramEnd"/>
-            <w:r>
-              <w:t xml:space="preserve"> </w:t>
-            </w:r>
-            <w:proofErr w:type="gramStart"/>
-            <w:r>
-              <w:t>Yes {%</w:t>
-            </w:r>
-            <w:proofErr w:type="gramEnd"/>
-            <w:r>
-              <w:t xml:space="preserve"> </w:t>
-            </w:r>
-            <w:proofErr w:type="gramStart"/>
-            <w:r>
-              <w:t>else %}</w:t>
-            </w:r>
-            <w:proofErr w:type="gramEnd"/>
-            <w:r>
-              <w:t xml:space="preserve"> </w:t>
-            </w:r>
-            <w:proofErr w:type="gramStart"/>
-            <w:r>
-              <w:t>No {%</w:t>
-            </w:r>
-            <w:proofErr w:type="gramEnd"/>
-            <w:r>
-              <w:t xml:space="preserve"> </w:t>
-            </w:r>
-            <w:proofErr w:type="gramStart"/>
-            <w:r>
-              <w:t>endif %}</w:t>
-            </w:r>
-            <w:proofErr w:type="gramEnd"/>
+              <w:t xml:space="preserve"> %}Yes {% else %}No {% endif %}</w:t>
+            </w:r>
             <w:r>
               <w:t xml:space="preserve"> </w:t>
             </w:r>
@@ -2994,39 +2255,17 @@
           <w:b/>
         </w:rPr>
       </w:pPr>
-      <w:proofErr w:type="gramStart"/>
       <w:r>
         <w:rPr>
           <w:b/>
         </w:rPr>
-        <w:t>Form</w:t>
-      </w:r>
-      <w:proofErr w:type="gramEnd"/>
+        <w:t>Form 3</w:t>
+      </w:r>
       <w:r>
         <w:rPr>
           <w:b/>
         </w:rPr>
-        <w:t xml:space="preserve"> 3</w:t>
-      </w:r>
-      <w:r>
-        <w:rPr>
-          <w:b/>
-        </w:rPr>
-        <w:t>B</w:t>
-      </w:r>
-      <w:proofErr w:type="gramStart"/>
-      <w:r>
-        <w:rPr>
-          <w:b/>
-        </w:rPr>
-        <w:t>:  Infectious</w:t>
-      </w:r>
-      <w:proofErr w:type="gramEnd"/>
-      <w:r>
-        <w:rPr>
-          <w:b/>
-        </w:rPr>
-        <w:t xml:space="preserve"> Agents/</w:t>
+        <w:t>B:  Infectious Agents/</w:t>
       </w:r>
       <w:r>
         <w:rPr>
@@ -3059,7 +2298,28 @@
         <w:tab/>
       </w:r>
     </w:p>
-    <w:p/>
+    <w:p>
+      <w:r>
+        <w:rPr>
+          <w:b/>
+        </w:rPr>
+        <w:t xml:space="preserve">{% for agent in </w:t>
+      </w:r>
+      <w:proofErr w:type="spellStart"/>
+      <w:r>
+        <w:rPr>
+          <w:b/>
+        </w:rPr>
+        <w:t>biological_agents</w:t>
+      </w:r>
+      <w:proofErr w:type="spellEnd"/>
+      <w:r>
+        <w:rPr>
+          <w:b/>
+        </w:rPr>
+        <w:t xml:space="preserve"> %}</w:t>
+      </w:r>
+    </w:p>
     <w:tbl>
       <w:tblPr>
         <w:tblW w:w="9576" w:type="dxa"/>
@@ -3125,14 +2385,7 @@
               <w:rPr>
                 <w:b/>
               </w:rPr>
-              <w:t xml:space="preserve">Scientific name of the biological </w:t>
-            </w:r>
-            <w:proofErr w:type="gramStart"/>
-            <w:r>
-              <w:rPr>
-                <w:b/>
-              </w:rPr>
-              <w:t>agent:</w:t>
+              <w:t>Scientific name of the biological agent:</w:t>
             </w:r>
             <w:r>
               <w:rPr>
@@ -3144,28 +2397,21 @@
               <w:rPr>
                 <w:b/>
               </w:rPr>
-              <w:t>{</w:t>
-            </w:r>
-            <w:proofErr w:type="gramEnd"/>
-            <w:r>
-              <w:rPr>
-                <w:b/>
-              </w:rPr>
-              <w:t xml:space="preserve">% for agent in </w:t>
+              <w:t xml:space="preserve">{{ </w:t>
             </w:r>
             <w:proofErr w:type="spellStart"/>
             <w:r>
               <w:rPr>
                 <w:b/>
               </w:rPr>
-              <w:t>biological_agents</w:t>
+              <w:t>agent.scientific_name</w:t>
             </w:r>
             <w:proofErr w:type="spellEnd"/>
             <w:r>
               <w:rPr>
                 <w:b/>
               </w:rPr>
-              <w:t xml:space="preserve"> %}</w:t>
+              <w:t xml:space="preserve"> }}</w:t>
             </w:r>
           </w:p>
         </w:tc>
@@ -3197,7 +2443,6 @@
               </w:rPr>
               <w:t xml:space="preserve"> </w:t>
             </w:r>
-            <w:proofErr w:type="gramStart"/>
             <w:r>
               <w:rPr>
                 <w:b/>
@@ -3209,14 +2454,7 @@
               <w:rPr>
                 <w:b/>
               </w:rPr>
-              <w:t>agent</w:t>
-            </w:r>
-            <w:proofErr w:type="gramEnd"/>
-            <w:r>
-              <w:rPr>
-                <w:b/>
-              </w:rPr>
-              <w:t>.common_name</w:t>
+              <w:t>agent.common_name</w:t>
             </w:r>
             <w:proofErr w:type="spellEnd"/>
             <w:r>
@@ -3335,13 +2573,32 @@
                 <w:b/>
                 <w:u w:val="single"/>
               </w:rPr>
-              <w:t>indigenous to Alabama</w:t>
-            </w:r>
-            <w:r>
-              <w:rPr>
-                <w:b/>
-              </w:rPr>
-              <w:t>, will a culture of the agent be maintained at Auburn University, and if so, in what physical state? (i.e., active, desiccated, frozen, or other)</w:t>
+              <w:t xml:space="preserve">indigenous to </w:t>
+            </w:r>
+            <w:r>
+              <w:rPr>
+                <w:b/>
+                <w:u w:val="single"/>
+              </w:rPr>
+              <w:t>{{ state }}</w:t>
+            </w:r>
+            <w:r>
+              <w:rPr>
+                <w:b/>
+              </w:rPr>
+              <w:t xml:space="preserve">, will a culture of the agent be maintained at </w:t>
+            </w:r>
+            <w:r>
+              <w:rPr>
+                <w:b/>
+              </w:rPr>
+              <w:t>{{ university }}</w:t>
+            </w:r>
+            <w:r>
+              <w:rPr>
+                <w:b/>
+              </w:rPr>
+              <w:t>, and if so, in what physical state? (i.e., active, desiccated, frozen, or other)</w:t>
             </w:r>
           </w:p>
         </w:tc>
@@ -3433,23 +2690,13 @@
               <w:t xml:space="preserve">{% if </w:t>
             </w:r>
             <w:proofErr w:type="spellStart"/>
-            <w:proofErr w:type="gramStart"/>
-            <w:r>
-              <w:t>agent.agent</w:t>
-            </w:r>
-            <w:proofErr w:type="gramEnd"/>
-            <w:r>
-              <w:t>_</w:t>
-            </w:r>
-            <w:proofErr w:type="gramStart"/>
-            <w:r>
-              <w:t>state.activ</w:t>
+            <w:r>
+              <w:t>agent.agent_state.activ</w:t>
             </w:r>
             <w:r>
               <w:t>e</w:t>
             </w:r>
             <w:proofErr w:type="spellEnd"/>
-            <w:proofErr w:type="gramEnd"/>
             <w:r>
               <w:t xml:space="preserve"> </w:t>
             </w:r>
@@ -3466,18 +2713,10 @@
               <w:t>□</w:t>
             </w:r>
             <w:r>
-              <w:t xml:space="preserve"> {% endif </w:t>
-            </w:r>
-            <w:proofErr w:type="gramStart"/>
-            <w:r>
-              <w:t>%}</w:t>
-            </w:r>
-            <w:r>
-              <w:t xml:space="preserve">   </w:t>
-            </w:r>
-            <w:proofErr w:type="gramEnd"/>
-            <w:r>
-              <w:t xml:space="preserve"> </w:t>
+              <w:t xml:space="preserve"> {% endif %}</w:t>
+            </w:r>
+            <w:r>
+              <w:t xml:space="preserve">    </w:t>
             </w:r>
           </w:p>
         </w:tc>
@@ -3506,23 +2745,13 @@
               <w:t xml:space="preserve">{% if </w:t>
             </w:r>
             <w:proofErr w:type="spellStart"/>
-            <w:proofErr w:type="gramStart"/>
-            <w:r>
-              <w:t>agent.agent</w:t>
-            </w:r>
-            <w:proofErr w:type="gramEnd"/>
-            <w:r>
-              <w:t>_</w:t>
-            </w:r>
-            <w:proofErr w:type="gramStart"/>
-            <w:r>
-              <w:t>state.activ</w:t>
+            <w:r>
+              <w:t>agent.agent_state.activ</w:t>
             </w:r>
             <w:r>
               <w:t>e</w:t>
             </w:r>
             <w:proofErr w:type="spellEnd"/>
-            <w:proofErr w:type="gramEnd"/>
             <w:r>
               <w:t xml:space="preserve"> </w:t>
             </w:r>
@@ -3539,18 +2768,10 @@
               <w:t>■</w:t>
             </w:r>
             <w:r>
-              <w:t xml:space="preserve"> {% endif </w:t>
-            </w:r>
-            <w:proofErr w:type="gramStart"/>
-            <w:r>
-              <w:t>%}</w:t>
-            </w:r>
-            <w:r>
-              <w:t xml:space="preserve">   </w:t>
-            </w:r>
-            <w:proofErr w:type="gramEnd"/>
-            <w:r>
-              <w:t xml:space="preserve"> </w:t>
+              <w:t xml:space="preserve"> {% endif %}</w:t>
+            </w:r>
+            <w:r>
+              <w:t xml:space="preserve">    </w:t>
             </w:r>
           </w:p>
         </w:tc>
@@ -3591,20 +2812,10 @@
               <w:t xml:space="preserve">{% if </w:t>
             </w:r>
             <w:proofErr w:type="spellStart"/>
-            <w:proofErr w:type="gramStart"/>
-            <w:r>
-              <w:t>agent.agent</w:t>
-            </w:r>
-            <w:proofErr w:type="gramEnd"/>
-            <w:r>
-              <w:t>_</w:t>
-            </w:r>
-            <w:proofErr w:type="gramStart"/>
-            <w:r>
-              <w:t>state.desiccated</w:t>
+            <w:r>
+              <w:t>agent.agent_state.desiccated</w:t>
             </w:r>
             <w:proofErr w:type="spellEnd"/>
-            <w:proofErr w:type="gramEnd"/>
             <w:r>
               <w:t xml:space="preserve"> </w:t>
             </w:r>
@@ -3621,18 +2832,10 @@
               <w:t>□</w:t>
             </w:r>
             <w:r>
-              <w:t xml:space="preserve"> {% endif </w:t>
-            </w:r>
-            <w:proofErr w:type="gramStart"/>
-            <w:r>
-              <w:t>%}</w:t>
-            </w:r>
-            <w:r>
-              <w:t xml:space="preserve">   </w:t>
-            </w:r>
-            <w:proofErr w:type="gramEnd"/>
-            <w:r>
-              <w:t xml:space="preserve"> </w:t>
+              <w:t xml:space="preserve"> {% endif %}</w:t>
+            </w:r>
+            <w:r>
+              <w:t xml:space="preserve">    </w:t>
             </w:r>
           </w:p>
         </w:tc>
@@ -3661,20 +2864,10 @@
               <w:t xml:space="preserve">{% if </w:t>
             </w:r>
             <w:proofErr w:type="spellStart"/>
-            <w:proofErr w:type="gramStart"/>
-            <w:r>
-              <w:t>agent.agent</w:t>
-            </w:r>
-            <w:proofErr w:type="gramEnd"/>
-            <w:r>
-              <w:t>_</w:t>
-            </w:r>
-            <w:proofErr w:type="gramStart"/>
-            <w:r>
-              <w:t>state.desiccated</w:t>
+            <w:r>
+              <w:t>agent.agent_state.desiccated</w:t>
             </w:r>
             <w:proofErr w:type="spellEnd"/>
-            <w:proofErr w:type="gramEnd"/>
             <w:r>
               <w:t xml:space="preserve"> </w:t>
             </w:r>
@@ -3691,18 +2884,10 @@
               <w:t>■</w:t>
             </w:r>
             <w:r>
-              <w:t xml:space="preserve"> {% endif </w:t>
-            </w:r>
-            <w:proofErr w:type="gramStart"/>
-            <w:r>
-              <w:t>%}</w:t>
-            </w:r>
-            <w:r>
-              <w:t xml:space="preserve">   </w:t>
-            </w:r>
-            <w:proofErr w:type="gramEnd"/>
-            <w:r>
-              <w:t xml:space="preserve"> </w:t>
+              <w:t xml:space="preserve"> {% endif %}</w:t>
+            </w:r>
+            <w:r>
+              <w:t xml:space="preserve">    </w:t>
             </w:r>
           </w:p>
         </w:tc>
@@ -3743,20 +2928,10 @@
               <w:t xml:space="preserve">{% if </w:t>
             </w:r>
             <w:proofErr w:type="spellStart"/>
-            <w:proofErr w:type="gramStart"/>
-            <w:r>
-              <w:t>agent.agent</w:t>
-            </w:r>
-            <w:proofErr w:type="gramEnd"/>
-            <w:r>
-              <w:t>_</w:t>
-            </w:r>
-            <w:proofErr w:type="gramStart"/>
-            <w:r>
-              <w:t>state.frozen</w:t>
+            <w:r>
+              <w:t>agent.agent_state.frozen</w:t>
             </w:r>
             <w:proofErr w:type="spellEnd"/>
-            <w:proofErr w:type="gramEnd"/>
             <w:r>
               <w:t xml:space="preserve"> </w:t>
             </w:r>
@@ -3777,18 +2952,10 @@
             </w:r>
             <w:r>
               <w:lastRenderedPageBreak/>
-              <w:t xml:space="preserve">endif </w:t>
-            </w:r>
-            <w:proofErr w:type="gramStart"/>
-            <w:r>
-              <w:t>%}</w:t>
-            </w:r>
-            <w:r>
-              <w:t xml:space="preserve">   </w:t>
-            </w:r>
-            <w:proofErr w:type="gramEnd"/>
-            <w:r>
-              <w:t xml:space="preserve"> </w:t>
+              <w:t>endif %}</w:t>
+            </w:r>
+            <w:r>
+              <w:t xml:space="preserve">    </w:t>
             </w:r>
           </w:p>
         </w:tc>
@@ -3818,20 +2985,10 @@
               <w:t xml:space="preserve">{% if </w:t>
             </w:r>
             <w:proofErr w:type="spellStart"/>
-            <w:proofErr w:type="gramStart"/>
-            <w:r>
-              <w:t>agent.agent</w:t>
-            </w:r>
-            <w:proofErr w:type="gramEnd"/>
-            <w:r>
-              <w:t>_</w:t>
-            </w:r>
-            <w:proofErr w:type="gramStart"/>
-            <w:r>
-              <w:t>state.frozen</w:t>
+            <w:r>
+              <w:t>agent.agent_state.frozen</w:t>
             </w:r>
             <w:proofErr w:type="spellEnd"/>
-            <w:proofErr w:type="gramEnd"/>
             <w:r>
               <w:t xml:space="preserve"> </w:t>
             </w:r>
@@ -3852,18 +3009,10 @@
             </w:r>
             <w:r>
               <w:lastRenderedPageBreak/>
-              <w:t xml:space="preserve">endif </w:t>
-            </w:r>
-            <w:proofErr w:type="gramStart"/>
-            <w:r>
-              <w:t>%}</w:t>
-            </w:r>
-            <w:r>
-              <w:t xml:space="preserve">   </w:t>
-            </w:r>
-            <w:proofErr w:type="gramEnd"/>
-            <w:r>
-              <w:t xml:space="preserve"> </w:t>
+              <w:t>endif %}</w:t>
+            </w:r>
+            <w:r>
+              <w:t xml:space="preserve">    </w:t>
             </w:r>
           </w:p>
         </w:tc>
@@ -3884,6 +3033,7 @@
               <w:ind w:left="360"/>
             </w:pPr>
             <w:r>
+              <w:lastRenderedPageBreak/>
               <w:t xml:space="preserve">D. Other:  </w:t>
             </w:r>
           </w:p>
@@ -3907,20 +3057,10 @@
               <w:t xml:space="preserve">{% if </w:t>
             </w:r>
             <w:proofErr w:type="spellStart"/>
-            <w:proofErr w:type="gramStart"/>
-            <w:r>
-              <w:t>agent.agent</w:t>
-            </w:r>
-            <w:proofErr w:type="gramEnd"/>
-            <w:r>
-              <w:t>_</w:t>
-            </w:r>
-            <w:proofErr w:type="gramStart"/>
-            <w:r>
-              <w:t>state.other</w:t>
+            <w:r>
+              <w:t>agent.agent_state.other</w:t>
             </w:r>
             <w:proofErr w:type="spellEnd"/>
-            <w:proofErr w:type="gramEnd"/>
             <w:r>
               <w:t xml:space="preserve"> </w:t>
             </w:r>
@@ -3937,18 +3077,10 @@
               <w:t>□</w:t>
             </w:r>
             <w:r>
-              <w:t xml:space="preserve"> {% endif </w:t>
-            </w:r>
-            <w:proofErr w:type="gramStart"/>
-            <w:r>
-              <w:t>%}</w:t>
-            </w:r>
-            <w:r>
-              <w:t xml:space="preserve">   </w:t>
-            </w:r>
-            <w:proofErr w:type="gramEnd"/>
-            <w:r>
-              <w:t xml:space="preserve"> </w:t>
+              <w:t xml:space="preserve"> {% endif %}</w:t>
+            </w:r>
+            <w:r>
+              <w:t xml:space="preserve">    </w:t>
             </w:r>
           </w:p>
         </w:tc>
@@ -3971,20 +3103,10 @@
               <w:t xml:space="preserve">{% if </w:t>
             </w:r>
             <w:proofErr w:type="spellStart"/>
-            <w:proofErr w:type="gramStart"/>
-            <w:r>
-              <w:t>agent.agent</w:t>
-            </w:r>
-            <w:proofErr w:type="gramEnd"/>
-            <w:r>
-              <w:t>_</w:t>
-            </w:r>
-            <w:proofErr w:type="gramStart"/>
-            <w:r>
-              <w:t>state.other</w:t>
+            <w:r>
+              <w:t>agent.agent_state.other</w:t>
             </w:r>
             <w:proofErr w:type="spellEnd"/>
-            <w:proofErr w:type="gramEnd"/>
             <w:r>
               <w:t xml:space="preserve"> </w:t>
             </w:r>
@@ -4001,18 +3123,10 @@
               <w:t>■</w:t>
             </w:r>
             <w:r>
-              <w:t xml:space="preserve"> {% endif </w:t>
-            </w:r>
-            <w:proofErr w:type="gramStart"/>
-            <w:r>
-              <w:t>%}</w:t>
-            </w:r>
-            <w:r>
-              <w:t xml:space="preserve">   </w:t>
-            </w:r>
-            <w:proofErr w:type="gramEnd"/>
-            <w:r>
-              <w:t xml:space="preserve"> </w:t>
+              <w:t xml:space="preserve"> {% endif %}</w:t>
+            </w:r>
+            <w:r>
+              <w:t xml:space="preserve">    </w:t>
             </w:r>
           </w:p>
         </w:tc>
@@ -4047,7 +3161,21 @@
                 <w:b/>
                 <w:u w:val="single"/>
               </w:rPr>
-              <w:t>NOT indigenous to Alabama</w:t>
+              <w:t>NOT indigenous to</w:t>
+            </w:r>
+            <w:r>
+              <w:rPr>
+                <w:b/>
+                <w:u w:val="single"/>
+              </w:rPr>
+              <w:t xml:space="preserve"> </w:t>
+            </w:r>
+            <w:r>
+              <w:rPr>
+                <w:b/>
+                <w:u w:val="single"/>
+              </w:rPr>
+              <w:t>{{ state }}</w:t>
             </w:r>
             <w:r>
               <w:rPr>
@@ -4068,16 +3196,12 @@
               </w:rPr>
               <w:t xml:space="preserve">be obtained from a source outside of </w:t>
             </w:r>
-            <w:smartTag w:uri="urn:schemas-microsoft-com:office:smarttags" w:element="State">
-              <w:smartTag w:uri="urn:schemas-microsoft-com:office:smarttags" w:element="place">
-                <w:r>
-                  <w:rPr>
-                    <w:b/>
-                  </w:rPr>
-                  <w:t>Alabama</w:t>
-                </w:r>
-              </w:smartTag>
-            </w:smartTag>
+            <w:r>
+              <w:rPr>
+                <w:b/>
+              </w:rPr>
+              <w:t>{{ state }}</w:t>
+            </w:r>
             <w:r>
               <w:rPr>
                 <w:b/>
@@ -4198,13 +3322,8 @@
               <w:t xml:space="preserve">{% if </w:t>
             </w:r>
             <w:proofErr w:type="spellStart"/>
-            <w:proofErr w:type="gramStart"/>
-            <w:r>
-              <w:t>agent.aphis</w:t>
-            </w:r>
-            <w:proofErr w:type="gramEnd"/>
-            <w:r>
-              <w:t>_permit_obtained</w:t>
+            <w:r>
+              <w:t>agent.aphis_permit_obtained</w:t>
             </w:r>
             <w:proofErr w:type="spellEnd"/>
             <w:r>
@@ -4223,18 +3342,10 @@
               <w:t>□</w:t>
             </w:r>
             <w:r>
-              <w:t xml:space="preserve"> {% endif </w:t>
-            </w:r>
-            <w:proofErr w:type="gramStart"/>
-            <w:r>
-              <w:t>%}</w:t>
-            </w:r>
-            <w:r>
-              <w:t xml:space="preserve">   </w:t>
-            </w:r>
-            <w:proofErr w:type="gramEnd"/>
-            <w:r>
-              <w:t xml:space="preserve"> </w:t>
+              <w:t xml:space="preserve"> {% endif %}</w:t>
+            </w:r>
+            <w:r>
+              <w:t xml:space="preserve">    </w:t>
             </w:r>
           </w:p>
         </w:tc>
@@ -4257,13 +3368,8 @@
               <w:t xml:space="preserve">{% if </w:t>
             </w:r>
             <w:proofErr w:type="spellStart"/>
-            <w:proofErr w:type="gramStart"/>
-            <w:r>
-              <w:t>agent.aphis</w:t>
-            </w:r>
-            <w:proofErr w:type="gramEnd"/>
-            <w:r>
-              <w:t>_permit_obtained</w:t>
+            <w:r>
+              <w:t>agent.aphis_permit_obtained</w:t>
             </w:r>
             <w:proofErr w:type="spellEnd"/>
             <w:r>
@@ -4282,18 +3388,10 @@
               <w:t>■</w:t>
             </w:r>
             <w:r>
-              <w:t xml:space="preserve"> {% endif </w:t>
-            </w:r>
-            <w:proofErr w:type="gramStart"/>
-            <w:r>
-              <w:t>%}</w:t>
-            </w:r>
-            <w:r>
-              <w:t xml:space="preserve">   </w:t>
-            </w:r>
-            <w:proofErr w:type="gramEnd"/>
-            <w:r>
-              <w:t xml:space="preserve"> </w:t>
+              <w:t xml:space="preserve"> {% endif %}</w:t>
+            </w:r>
+            <w:r>
+              <w:t xml:space="preserve">    </w:t>
             </w:r>
           </w:p>
         </w:tc>
@@ -4383,22 +3481,14 @@
           </w:tcPr>
           <w:p>
             <w:r>
-              <w:t>Laboratory location</w:t>
-            </w:r>
-            <w:proofErr w:type="gramStart"/>
-            <w:r>
-              <w:t xml:space="preserve">:  </w:t>
+              <w:t xml:space="preserve">Laboratory location:  </w:t>
             </w:r>
             <w:r>
               <w:t xml:space="preserve">{{ </w:t>
             </w:r>
             <w:proofErr w:type="spellStart"/>
             <w:r>
-              <w:t>agent</w:t>
-            </w:r>
-            <w:proofErr w:type="gramEnd"/>
-            <w:r>
-              <w:t>.laboratory_location</w:t>
+              <w:t>agent.laboratory_location</w:t>
             </w:r>
             <w:proofErr w:type="spellEnd"/>
             <w:r>
@@ -4425,22 +3515,14 @@
           </w:tcPr>
           <w:p>
             <w:r>
-              <w:t>Greenhouse location</w:t>
-            </w:r>
-            <w:proofErr w:type="gramStart"/>
-            <w:r>
-              <w:t xml:space="preserve">:  </w:t>
+              <w:t xml:space="preserve">Greenhouse location:  </w:t>
             </w:r>
             <w:r>
               <w:t xml:space="preserve">{{ </w:t>
             </w:r>
             <w:proofErr w:type="spellStart"/>
             <w:r>
-              <w:t>agent</w:t>
-            </w:r>
-            <w:proofErr w:type="gramEnd"/>
-            <w:r>
-              <w:t>.greenhouse_location</w:t>
+              <w:t>agent.greenhouse_location</w:t>
             </w:r>
             <w:proofErr w:type="spellEnd"/>
             <w:r>
@@ -4467,22 +3549,14 @@
           </w:tcPr>
           <w:p>
             <w:r>
-              <w:t>Growth chamber/incubator location</w:t>
-            </w:r>
-            <w:proofErr w:type="gramStart"/>
-            <w:r>
-              <w:t xml:space="preserve">:  </w:t>
+              <w:t xml:space="preserve">Growth chamber/incubator location:  </w:t>
             </w:r>
             <w:r>
               <w:t xml:space="preserve">{{ </w:t>
             </w:r>
             <w:proofErr w:type="spellStart"/>
             <w:r>
-              <w:t>agent</w:t>
-            </w:r>
-            <w:proofErr w:type="gramEnd"/>
-            <w:r>
-              <w:t>.growth_chamber_location</w:t>
+              <w:t>agent.growth_chamber_location</w:t>
             </w:r>
             <w:proofErr w:type="spellEnd"/>
             <w:r>
@@ -4511,29 +3585,16 @@
             <w:r>
               <w:t xml:space="preserve">Field release location: </w:t>
             </w:r>
-            <w:proofErr w:type="gramStart"/>
             <w:r>
               <w:t xml:space="preserve">{{ </w:t>
             </w:r>
             <w:proofErr w:type="spellStart"/>
             <w:r>
-              <w:t>agent</w:t>
-            </w:r>
-            <w:proofErr w:type="gramEnd"/>
-            <w:r>
-              <w:t>.field_release_</w:t>
-            </w:r>
-            <w:proofErr w:type="gramStart"/>
-            <w:r>
-              <w:t>location</w:t>
+              <w:t>agent.field_release_location</w:t>
             </w:r>
             <w:proofErr w:type="spellEnd"/>
             <w:r>
-              <w:t xml:space="preserve"> }</w:t>
-            </w:r>
-            <w:proofErr w:type="gramEnd"/>
-            <w:r>
-              <w:t>}</w:t>
+              <w:t xml:space="preserve"> }}</w:t>
             </w:r>
             <w:r>
               <w:t xml:space="preserve">   </w:t>
@@ -4572,21 +3633,7 @@
               <w:rPr>
                 <w:b/>
               </w:rPr>
-              <w:t>CDC Select Agents</w:t>
-            </w:r>
-            <w:proofErr w:type="gramStart"/>
-            <w:r>
-              <w:rPr>
-                <w:b/>
-              </w:rPr>
-              <w:t>:  Please</w:t>
-            </w:r>
-            <w:proofErr w:type="gramEnd"/>
-            <w:r>
-              <w:rPr>
-                <w:b/>
-              </w:rPr>
-              <w:t xml:space="preserve"> indicate "Yes/No" for the statement below.</w:t>
+              <w:t>CDC Select Agents:  Please indicate "Yes/No" for the statement below.</w:t>
             </w:r>
           </w:p>
         </w:tc>
@@ -4715,10 +3762,22 @@
               <w:t xml:space="preserve">  A list of the CDC Select Agents/Toxins is included in Append</w:t>
             </w:r>
             <w:r>
-              <w:t xml:space="preserve">ix C of the Auburn </w:t>
-            </w:r>
-            <w:r>
-              <w:t xml:space="preserve">University Biological Safety Manual.  If </w:t>
+              <w:t xml:space="preserve">ix C of the </w:t>
+            </w:r>
+            <w:r>
+              <w:rPr>
+                <w:bCs/>
+              </w:rPr>
+              <w:t>{{ university }}</w:t>
+            </w:r>
+            <w:r>
+              <w:rPr>
+                <w:b/>
+              </w:rPr>
+              <w:t xml:space="preserve"> </w:t>
+            </w:r>
+            <w:r>
+              <w:t xml:space="preserve">Biological Safety Manual.  If </w:t>
             </w:r>
             <w:r>
               <w:t xml:space="preserve">you indicate "Yes,” </w:t>
@@ -4781,18 +3840,10 @@
               <w:t>□</w:t>
             </w:r>
             <w:r>
-              <w:t xml:space="preserve"> {% endif </w:t>
-            </w:r>
-            <w:proofErr w:type="gramStart"/>
-            <w:r>
-              <w:t>%}</w:t>
-            </w:r>
-            <w:r>
-              <w:t xml:space="preserve">   </w:t>
-            </w:r>
-            <w:proofErr w:type="gramEnd"/>
-            <w:r>
-              <w:t xml:space="preserve"> </w:t>
+              <w:t xml:space="preserve"> {% endif %}</w:t>
+            </w:r>
+            <w:r>
+              <w:t xml:space="preserve">    </w:t>
             </w:r>
           </w:p>
         </w:tc>
@@ -4840,48 +3891,33 @@
               <w:t>□</w:t>
             </w:r>
             <w:r>
-              <w:t xml:space="preserve"> {% endif </w:t>
-            </w:r>
-            <w:proofErr w:type="gramStart"/>
-            <w:r>
-              <w:t>%}</w:t>
-            </w:r>
-            <w:r>
-              <w:t xml:space="preserve">   </w:t>
-            </w:r>
-            <w:proofErr w:type="gramEnd"/>
-            <w:r>
-              <w:t xml:space="preserve">  </w:t>
-            </w:r>
-            <w:r>
-              <w:rPr>
-                <w:b/>
-              </w:rPr>
-              <w:t>{% endfor %}</w:t>
-            </w:r>
-            <w:r>
-              <w:rPr>
-                <w:b/>
-              </w:rPr>
-              <w:t xml:space="preserve">  </w:t>
+              <w:t xml:space="preserve"> {% endif %}</w:t>
+            </w:r>
+            <w:r>
+              <w:t xml:space="preserve">     </w:t>
             </w:r>
           </w:p>
         </w:tc>
       </w:tr>
     </w:tbl>
     <w:p/>
-    <w:p/>
-    <w:p/>
-    <w:p/>
-    <w:p/>
-    <w:p/>
-    <w:p/>
-    <w:p/>
-    <w:p/>
-    <w:p/>
-    <w:p/>
-    <w:p/>
-    <w:p/>
+    <w:p>
+      <w:r>
+        <w:br w:type="page"/>
+      </w:r>
+      <w:r>
+        <w:lastRenderedPageBreak/>
+        <w:t xml:space="preserve">{% </w:t>
+      </w:r>
+      <w:proofErr w:type="spellStart"/>
+      <w:r>
+        <w:t>endfor</w:t>
+      </w:r>
+      <w:proofErr w:type="spellEnd"/>
+      <w:r>
+        <w:t>%}</w:t>
+      </w:r>
+    </w:p>
     <w:p>
       <w:pPr>
         <w:pStyle w:val="Heading1"/>
@@ -4891,16 +3927,6 @@
           <w:szCs w:val="28"/>
         </w:rPr>
       </w:pPr>
-    </w:p>
-    <w:p>
-      <w:pPr>
-        <w:pStyle w:val="Heading1"/>
-        <w:ind w:left="0" w:firstLine="0"/>
-        <w:rPr>
-          <w:sz w:val="28"/>
-          <w:szCs w:val="28"/>
-        </w:rPr>
-      </w:pPr>
       <w:r>
         <w:rPr>
           <w:sz w:val="28"/>
@@ -4915,19 +3941,11 @@
           <w:b/>
         </w:rPr>
       </w:pPr>
-      <w:proofErr w:type="gramStart"/>
       <w:r>
         <w:rPr>
           <w:b/>
         </w:rPr>
-        <w:t>Form</w:t>
-      </w:r>
-      <w:proofErr w:type="gramEnd"/>
-      <w:r>
-        <w:rPr>
-          <w:b/>
-        </w:rPr>
-        <w:t xml:space="preserve"> </w:t>
+        <w:t xml:space="preserve">Form </w:t>
       </w:r>
       <w:r>
         <w:rPr>
@@ -4935,7 +3953,6 @@
         </w:rPr>
         <w:t>4</w:t>
       </w:r>
-      <w:proofErr w:type="gramStart"/>
       <w:r>
         <w:rPr>
           <w:b/>
@@ -4946,14 +3963,7 @@
         <w:rPr>
           <w:b/>
         </w:rPr>
-        <w:t>Project</w:t>
-      </w:r>
-      <w:proofErr w:type="gramEnd"/>
-      <w:r>
-        <w:rPr>
-          <w:b/>
-        </w:rPr>
-        <w:t xml:space="preserve"> Summary</w:t>
+        <w:t>Project Summary</w:t>
       </w:r>
       <w:r>
         <w:rPr>
@@ -5029,21 +4039,10 @@
               <w:rPr>
                 <w:b/>
               </w:rPr>
-              <w:t>Summary</w:t>
-            </w:r>
-            <w:proofErr w:type="gramStart"/>
-            <w:r>
-              <w:rPr>
-                <w:b/>
-              </w:rPr>
-              <w:t>:</w:t>
-            </w:r>
-            <w:r>
-              <w:t xml:space="preserve">  In</w:t>
-            </w:r>
-            <w:proofErr w:type="gramEnd"/>
-            <w:r>
-              <w:t xml:space="preserve"> each section, please d</w:t>
+              <w:t>Summary:</w:t>
+            </w:r>
+            <w:r>
+              <w:t xml:space="preserve">  In each section, please d</w:t>
             </w:r>
             <w:r>
               <w:t>escrib</w:t>
@@ -5090,25 +4089,12 @@
             <w:r>
               <w:t xml:space="preserve"> </w:t>
             </w:r>
-            <w:proofErr w:type="gramStart"/>
             <w:r>
               <w:t xml:space="preserve">{{ </w:t>
             </w:r>
             <w:proofErr w:type="spellStart"/>
             <w:r>
-              <w:t>project</w:t>
-            </w:r>
-            <w:proofErr w:type="gramEnd"/>
-            <w:r>
-              <w:t>_</w:t>
-            </w:r>
-            <w:proofErr w:type="gramStart"/>
-            <w:r>
-              <w:t>summary.project</w:t>
-            </w:r>
-            <w:proofErr w:type="gramEnd"/>
-            <w:r>
-              <w:t>_goal</w:t>
+              <w:t>project_summary.project_goal</w:t>
             </w:r>
             <w:proofErr w:type="spellEnd"/>
             <w:r>
@@ -5139,25 +4125,12 @@
             <w:r>
               <w:t xml:space="preserve"> </w:t>
             </w:r>
-            <w:proofErr w:type="gramStart"/>
             <w:r>
               <w:t xml:space="preserve">{{ </w:t>
             </w:r>
             <w:proofErr w:type="spellStart"/>
             <w:r>
-              <w:t>project</w:t>
-            </w:r>
-            <w:proofErr w:type="gramEnd"/>
-            <w:r>
-              <w:t>_</w:t>
-            </w:r>
-            <w:proofErr w:type="gramStart"/>
-            <w:r>
-              <w:t>summary.experimental</w:t>
-            </w:r>
-            <w:proofErr w:type="gramEnd"/>
-            <w:r>
-              <w:t>_procedure</w:t>
+              <w:t>project_summary.experimental_procedure</w:t>
             </w:r>
             <w:proofErr w:type="spellEnd"/>
             <w:r>
@@ -5188,24 +4161,14 @@
             <w:r>
               <w:t xml:space="preserve"> </w:t>
             </w:r>
-            <w:proofErr w:type="gramStart"/>
             <w:r>
               <w:t xml:space="preserve">{{ </w:t>
             </w:r>
             <w:proofErr w:type="spellStart"/>
             <w:r>
-              <w:t>project</w:t>
-            </w:r>
-            <w:proofErr w:type="gramEnd"/>
-            <w:r>
-              <w:t>_</w:t>
-            </w:r>
-            <w:proofErr w:type="gramStart"/>
-            <w:r>
-              <w:t>summary.containment</w:t>
+              <w:t>project_summary.containment</w:t>
             </w:r>
             <w:proofErr w:type="spellEnd"/>
-            <w:proofErr w:type="gramEnd"/>
             <w:r>
               <w:t xml:space="preserve"> }}</w:t>
             </w:r>
@@ -5229,31 +4192,17 @@
           </w:tcPr>
           <w:p>
             <w:r>
-              <w:lastRenderedPageBreak/>
               <w:t>4. Protective Equipment to be used (including Lab Coats, Glasses, Goggles, Glove Types):</w:t>
             </w:r>
             <w:r>
               <w:t xml:space="preserve"> </w:t>
             </w:r>
-            <w:proofErr w:type="gramStart"/>
             <w:r>
               <w:t xml:space="preserve">{{ </w:t>
             </w:r>
             <w:proofErr w:type="spellStart"/>
             <w:r>
-              <w:t>project</w:t>
-            </w:r>
-            <w:proofErr w:type="gramEnd"/>
-            <w:r>
-              <w:t>_</w:t>
-            </w:r>
-            <w:proofErr w:type="gramStart"/>
-            <w:r>
-              <w:t>summary.protective</w:t>
-            </w:r>
-            <w:proofErr w:type="gramEnd"/>
-            <w:r>
-              <w:t>_equipment</w:t>
+              <w:t>project_summary.protective_equipment</w:t>
             </w:r>
             <w:proofErr w:type="spellEnd"/>
             <w:r>
@@ -5284,25 +4233,12 @@
             <w:r>
               <w:t xml:space="preserve"> </w:t>
             </w:r>
-            <w:proofErr w:type="gramStart"/>
             <w:r>
               <w:t xml:space="preserve">{{ </w:t>
             </w:r>
             <w:proofErr w:type="spellStart"/>
             <w:r>
-              <w:t>project</w:t>
-            </w:r>
-            <w:proofErr w:type="gramEnd"/>
-            <w:r>
-              <w:t>_</w:t>
-            </w:r>
-            <w:proofErr w:type="gramStart"/>
-            <w:r>
-              <w:t>summary.transportation</w:t>
-            </w:r>
-            <w:proofErr w:type="gramEnd"/>
-            <w:r>
-              <w:t>_methods</w:t>
+              <w:t>project_summary.transportation_methods</w:t>
             </w:r>
             <w:proofErr w:type="spellEnd"/>
             <w:r>
@@ -5330,25 +4266,12 @@
             <w:r>
               <w:t xml:space="preserve">6. Decontamination Methods: </w:t>
             </w:r>
-            <w:proofErr w:type="gramStart"/>
             <w:r>
               <w:t xml:space="preserve">{{ </w:t>
             </w:r>
             <w:proofErr w:type="spellStart"/>
             <w:r>
-              <w:t>project</w:t>
-            </w:r>
-            <w:proofErr w:type="gramEnd"/>
-            <w:r>
-              <w:t>_</w:t>
-            </w:r>
-            <w:proofErr w:type="gramStart"/>
-            <w:r>
-              <w:t>summary.decontamination</w:t>
-            </w:r>
-            <w:proofErr w:type="gramEnd"/>
-            <w:r>
-              <w:t>_methods</w:t>
+              <w:t>project_summary.decontamination_methods</w:t>
             </w:r>
             <w:proofErr w:type="spellEnd"/>
             <w:r>
@@ -5379,25 +4302,12 @@
             <w:r>
               <w:t xml:space="preserve"> </w:t>
             </w:r>
-            <w:proofErr w:type="gramStart"/>
             <w:r>
               <w:t xml:space="preserve">{{ </w:t>
             </w:r>
             <w:proofErr w:type="spellStart"/>
             <w:r>
-              <w:t>project</w:t>
-            </w:r>
-            <w:proofErr w:type="gramEnd"/>
-            <w:r>
-              <w:t>_</w:t>
-            </w:r>
-            <w:proofErr w:type="gramStart"/>
-            <w:r>
-              <w:t>summary.waste</w:t>
-            </w:r>
-            <w:proofErr w:type="gramEnd"/>
-            <w:r>
-              <w:t>_disposal</w:t>
+              <w:t>project_summary.waste_disposal</w:t>
             </w:r>
             <w:proofErr w:type="spellEnd"/>
             <w:r>
@@ -5428,25 +4338,12 @@
             <w:r>
               <w:t xml:space="preserve"> </w:t>
             </w:r>
-            <w:proofErr w:type="gramStart"/>
             <w:r>
               <w:t xml:space="preserve">{{ </w:t>
             </w:r>
             <w:proofErr w:type="spellStart"/>
             <w:r>
-              <w:t>project</w:t>
-            </w:r>
-            <w:proofErr w:type="gramEnd"/>
-            <w:r>
-              <w:t>_</w:t>
-            </w:r>
-            <w:proofErr w:type="gramStart"/>
-            <w:r>
-              <w:t>summary.spill</w:t>
-            </w:r>
-            <w:proofErr w:type="gramEnd"/>
-            <w:r>
-              <w:t>_emergency_procedures</w:t>
+              <w:t>project_summary.spill_emergency_procedures</w:t>
             </w:r>
             <w:proofErr w:type="spellEnd"/>
             <w:r>
@@ -5495,7 +4392,6 @@
         </w:rPr>
         <w:t>6</w:t>
       </w:r>
-      <w:proofErr w:type="gramStart"/>
       <w:r>
         <w:rPr>
           <w:b/>
@@ -5514,7 +4410,6 @@
         </w:rPr>
         <w:t>I</w:t>
       </w:r>
-      <w:proofErr w:type="gramEnd"/>
       <w:r>
         <w:rPr>
           <w:b/>
@@ -5600,29 +4495,41 @@
       <w:r>
         <w:t xml:space="preserve">se statements and all </w:t>
       </w:r>
-      <w:smartTag w:uri="urn:schemas-microsoft-com:office:smarttags" w:element="place">
-        <w:smartTag w:uri="urn:schemas-microsoft-com:office:smarttags" w:element="PlaceName">
-          <w:r>
-            <w:t>Auburn</w:t>
-          </w:r>
-        </w:smartTag>
-        <w:r>
-          <w:t xml:space="preserve"> </w:t>
-        </w:r>
-        <w:smartTag w:uri="urn:schemas-microsoft-com:office:smarttags" w:element="PlaceType">
-          <w:r>
-            <w:t>University</w:t>
-          </w:r>
-        </w:smartTag>
-      </w:smartTag>
-      <w:r>
-        <w:t xml:space="preserve"> policies and procedures governing the use of recombinant DNA, infectious agents</w:t>
+      <w:r>
+        <w:rPr>
+          <w:bCs/>
+        </w:rPr>
+        <w:t>{{ university }}</w:t>
+      </w:r>
+      <w:r>
+        <w:rPr>
+          <w:b/>
+        </w:rPr>
+        <w:t xml:space="preserve"> </w:t>
+      </w:r>
+      <w:r>
+        <w:t>policies and procedures governing the use of recombinant DNA, infectious agents</w:t>
       </w:r>
       <w:r>
         <w:t>,</w:t>
       </w:r>
       <w:r>
-        <w:t xml:space="preserve"> and other biological materials, as outlined in this application and in the Auburn University Biological Safety Manual.  </w:t>
+        <w:t xml:space="preserve"> and other biological materials, as outlined in this application and in the </w:t>
+      </w:r>
+      <w:r>
+        <w:rPr>
+          <w:bCs/>
+        </w:rPr>
+        <w:t>{{ university }}</w:t>
+      </w:r>
+      <w:r>
+        <w:rPr>
+          <w:b/>
+        </w:rPr>
+        <w:t xml:space="preserve"> </w:t>
+      </w:r>
+      <w:r>
+        <w:t xml:space="preserve">Biological Safety Manual.  </w:t>
       </w:r>
     </w:p>
     <w:p/>
@@ -5699,23 +4606,20 @@
       <w:r>
         <w:t xml:space="preserve">Adhere to the </w:t>
       </w:r>
-      <w:smartTag w:uri="urn:schemas-microsoft-com:office:smarttags" w:element="place">
-        <w:smartTag w:uri="urn:schemas-microsoft-com:office:smarttags" w:element="PlaceName">
-          <w:r>
-            <w:t>Auburn</w:t>
-          </w:r>
-        </w:smartTag>
-        <w:r>
-          <w:t xml:space="preserve"> </w:t>
-        </w:r>
-        <w:smartTag w:uri="urn:schemas-microsoft-com:office:smarttags" w:element="PlaceType">
-          <w:r>
-            <w:t>University</w:t>
-          </w:r>
-        </w:smartTag>
-      </w:smartTag>
-      <w:r>
-        <w:t xml:space="preserve"> biosafety guidelines referred to in this application.</w:t>
+      <w:r>
+        <w:rPr>
+          <w:bCs/>
+        </w:rPr>
+        <w:t>{{ university }}</w:t>
+      </w:r>
+      <w:r>
+        <w:rPr>
+          <w:b/>
+        </w:rPr>
+        <w:t xml:space="preserve"> </w:t>
+      </w:r>
+      <w:r>
+        <w:t>biosafety guidelines referred to in this application.</w:t>
       </w:r>
     </w:p>
     <w:p>
@@ -5726,7 +4630,22 @@
         </w:numPr>
       </w:pPr>
       <w:r>
-        <w:t xml:space="preserve">Ensure that all animal use will follow Auburn University Institutional Animal Care and Use Committee policy. </w:t>
+        <w:t xml:space="preserve">Ensure that all animal use will follow </w:t>
+      </w:r>
+      <w:r>
+        <w:rPr>
+          <w:bCs/>
+        </w:rPr>
+        <w:t>{{ university }}</w:t>
+      </w:r>
+      <w:r>
+        <w:rPr>
+          <w:b/>
+        </w:rPr>
+        <w:t xml:space="preserve"> </w:t>
+      </w:r>
+      <w:r>
+        <w:t xml:space="preserve">Institutional Animal Care and Use Committee policy. </w:t>
       </w:r>
     </w:p>
     <w:p>
@@ -5760,7 +4679,19 @@
         <w:t xml:space="preserve">in accordance with </w:t>
       </w:r>
       <w:r>
-        <w:t xml:space="preserve">Auburn University Institutional Review Board for Use of Human Subjects in Research </w:t>
+        <w:rPr>
+          <w:bCs/>
+        </w:rPr>
+        <w:t>{{ university }}</w:t>
+      </w:r>
+      <w:r>
+        <w:rPr>
+          <w:b/>
+        </w:rPr>
+        <w:t xml:space="preserve"> </w:t>
+      </w:r>
+      <w:r>
+        <w:t xml:space="preserve">Institutional Review Board for Use of Human Subjects in Research </w:t>
       </w:r>
       <w:r>
         <w:t>p</w:t>
@@ -11867,16 +10798,12 @@
 </file>
 
 <file path=customXml/item1.xml><?xml version="1.0" encoding="utf-8"?>
-<b:Sources xmlns:b="http://schemas.openxmlformats.org/officeDocument/2006/bibliography" xmlns="http://schemas.openxmlformats.org/officeDocument/2006/bibliography" SelectedStyle="\APASixthEditionOfficeOnline.xsl" StyleName="APA" Version="6"/>
-</file>
-
-<file path=customXml/item2.xml><?xml version="1.0" encoding="utf-8"?>
 <p:properties xmlns:p="http://schemas.microsoft.com/office/2006/metadata/properties" xmlns:xsi="http://www.w3.org/2001/XMLSchema-instance" xmlns:pc="http://schemas.microsoft.com/office/infopath/2007/PartnerControls">
   <documentManagement/>
 </p:properties>
 </file>
 
-<file path=customXml/item3.xml><?xml version="1.0" encoding="utf-8"?>
+<file path=customXml/item2.xml><?xml version="1.0" encoding="utf-8"?>
 <ct:contentTypeSchema xmlns:ct="http://schemas.microsoft.com/office/2006/metadata/contentType" xmlns:ma="http://schemas.microsoft.com/office/2006/metadata/properties/metaAttributes" ct:_="" ma:_="" ma:contentTypeName="Document" ma:contentTypeID="0x010100C728819C1159944AA4DD464ECAD54CA1" ma:contentTypeVersion="0" ma:contentTypeDescription="Create a new document." ma:contentTypeScope="" ma:versionID="fd36e4993f9cced9c0d6cdf531d3eb7c">
   <xsd:schema xmlns:xsd="http://www.w3.org/2001/XMLSchema" xmlns:xs="http://www.w3.org/2001/XMLSchema" xmlns:p="http://schemas.microsoft.com/office/2006/metadata/properties" targetNamespace="http://schemas.microsoft.com/office/2006/metadata/properties" ma:root="true" ma:fieldsID="c64490b4aec6201516c3a874156f37b2">
     <xsd:element name="properties">
@@ -11990,7 +10917,7 @@
 </ct:contentTypeSchema>
 </file>
 
-<file path=customXml/item4.xml><?xml version="1.0" encoding="utf-8"?>
+<file path=customXml/item3.xml><?xml version="1.0" encoding="utf-8"?>
 <?mso-contentType ?>
 <FormTemplates xmlns="http://schemas.microsoft.com/sharepoint/v3/contenttype/forms">
   <Display>DocumentLibraryForm</Display>
@@ -11999,15 +10926,11 @@
 </FormTemplates>
 </file>
 
-<file path=customXml/itemProps1.xml><?xml version="1.0" encoding="utf-8"?>
-<ds:datastoreItem xmlns:ds="http://schemas.openxmlformats.org/officeDocument/2006/customXml" ds:itemID="{3FB07152-C848-4F83-AA20-0B36A1606AD0}">
-  <ds:schemaRefs>
-    <ds:schemaRef ds:uri="http://schemas.openxmlformats.org/officeDocument/2006/bibliography"/>
-  </ds:schemaRefs>
-</ds:datastoreItem>
+<file path=customXml/item4.xml><?xml version="1.0" encoding="utf-8"?>
+<b:Sources xmlns:b="http://schemas.openxmlformats.org/officeDocument/2006/bibliography" xmlns="http://schemas.openxmlformats.org/officeDocument/2006/bibliography" SelectedStyle="\APASixthEditionOfficeOnline.xsl" StyleName="APA" Version="6"/>
 </file>
 
-<file path=customXml/itemProps2.xml><?xml version="1.0" encoding="utf-8"?>
+<file path=customXml/itemProps1.xml><?xml version="1.0" encoding="utf-8"?>
 <ds:datastoreItem xmlns:ds="http://schemas.openxmlformats.org/officeDocument/2006/customXml" ds:itemID="{09BD9572-7667-401D-A751-68330DF4A5F1}">
   <ds:schemaRefs>
     <ds:schemaRef ds:uri="http://schemas.microsoft.com/office/2006/metadata/properties"/>
@@ -12016,7 +10939,7 @@
 </ds:datastoreItem>
 </file>
 
-<file path=customXml/itemProps3.xml><?xml version="1.0" encoding="utf-8"?>
+<file path=customXml/itemProps2.xml><?xml version="1.0" encoding="utf-8"?>
 <ds:datastoreItem xmlns:ds="http://schemas.openxmlformats.org/officeDocument/2006/customXml" ds:itemID="{784996D7-6538-4C76-BA48-BA33338EED33}">
   <ds:schemaRefs>
     <ds:schemaRef ds:uri="http://schemas.microsoft.com/office/2006/metadata/contentType"/>
@@ -12032,10 +10955,18 @@
 </ds:datastoreItem>
 </file>
 
-<file path=customXml/itemProps4.xml><?xml version="1.0" encoding="utf-8"?>
+<file path=customXml/itemProps3.xml><?xml version="1.0" encoding="utf-8"?>
 <ds:datastoreItem xmlns:ds="http://schemas.openxmlformats.org/officeDocument/2006/customXml" ds:itemID="{4C018133-1394-4FDE-8D7B-59EBEA428F5B}">
   <ds:schemaRefs>
     <ds:schemaRef ds:uri="http://schemas.microsoft.com/sharepoint/v3/contenttype/forms"/>
   </ds:schemaRefs>
 </ds:datastoreItem>
+</file>
+
+<file path=customXml/itemProps4.xml><?xml version="1.0" encoding="utf-8"?>
+<ds:datastoreItem xmlns:ds="http://schemas.openxmlformats.org/officeDocument/2006/customXml" ds:itemID="{3FB07152-C848-4F83-AA20-0B36A1606AD0}">
+  <ds:schemaRefs>
+    <ds:schemaRef ds:uri="http://schemas.openxmlformats.org/officeDocument/2006/bibliography"/>
+  </ds:schemaRefs>
+</ds:datastoreItem>
 </file>